--- a/templates/TemplateOrderExecuteOrPrepAudit2026.docx
+++ b/templates/TemplateOrderExecuteOrPrepAudit2026.docx
@@ -1,6 +1,6 @@
 
 <file path=word/document.xml><?xml version="1.0" encoding="utf-8"?>
-<w:document xmlns:wpc="http://schemas.microsoft.com/office/word/2010/wordprocessingCanvas" xmlns:cx="http://schemas.microsoft.com/office/drawing/2014/chartex" xmlns:cx1="http://schemas.microsoft.com/office/drawing/2015/9/8/chartex" xmlns:cx2="http://schemas.microsoft.com/office/drawing/2015/10/21/chartex" xmlns:cx3="http://schemas.microsoft.com/office/drawing/2016/5/9/chartex" xmlns:cx4="http://schemas.microsoft.com/office/drawing/2016/5/10/chartex" xmlns:cx5="http://schemas.microsoft.com/office/drawing/2016/5/11/chartex" xmlns:cx6="http://schemas.microsoft.com/office/drawing/2016/5/12/chartex" xmlns:cx7="http://schemas.microsoft.com/office/drawing/2016/5/13/chartex" xmlns:cx8="http://schemas.microsoft.com/office/drawing/2016/5/14/chartex" xmlns:mc="http://schemas.openxmlformats.org/markup-compatibility/2006" xmlns:aink="http://schemas.microsoft.com/office/drawing/2016/ink" xmlns:am3d="http://schemas.microsoft.com/office/drawing/2017/model3d" xmlns:o="urn:schemas-microsoft-com:office:office" xmlns:r="http://schemas.openxmlformats.org/officeDocument/2006/relationships" xmlns:m="http://schemas.openxmlformats.org/officeDocument/2006/math" xmlns:v="urn:schemas-microsoft-com:vml" xmlns:wp14="http://schemas.microsoft.com/office/word/2010/wordprocessingDrawing" xmlns:wp="http://schemas.openxmlformats.org/drawingml/2006/wordprocessingDrawing" xmlns:w10="urn:schemas-microsoft-com:office:word" xmlns:w="http://schemas.openxmlformats.org/wordprocessingml/2006/main" xmlns:w14="http://schemas.microsoft.com/office/word/2010/wordml" xmlns:w15="http://schemas.microsoft.com/office/word/2012/wordml" xmlns:w16cex="http://schemas.microsoft.com/office/word/2018/wordml/cex" xmlns:w16cid="http://schemas.microsoft.com/office/word/2016/wordml/cid" xmlns:w16="http://schemas.microsoft.com/office/word/2018/wordml" xmlns:w16sdtdh="http://schemas.microsoft.com/office/word/2020/wordml/sdtdatahash" xmlns:w16se="http://schemas.microsoft.com/office/word/2015/wordml/symex" xmlns:wpg="http://schemas.microsoft.com/office/word/2010/wordprocessingGroup" xmlns:wpi="http://schemas.microsoft.com/office/word/2010/wordprocessingInk" xmlns:wne="http://schemas.microsoft.com/office/word/2006/wordml" xmlns:wps="http://schemas.microsoft.com/office/word/2010/wordprocessingShape" mc:Ignorable="w14 w15 w16se w16cid w16 w16cex w16sdtdh wp14">
+<w:document xmlns:wpc="http://schemas.microsoft.com/office/word/2010/wordprocessingCanvas" xmlns:cx="http://schemas.microsoft.com/office/drawing/2014/chartex" xmlns:cx1="http://schemas.microsoft.com/office/drawing/2015/9/8/chartex" xmlns:cx2="http://schemas.microsoft.com/office/drawing/2015/10/21/chartex" xmlns:cx3="http://schemas.microsoft.com/office/drawing/2016/5/9/chartex" xmlns:cx4="http://schemas.microsoft.com/office/drawing/2016/5/10/chartex" xmlns:cx5="http://schemas.microsoft.com/office/drawing/2016/5/11/chartex" xmlns:cx6="http://schemas.microsoft.com/office/drawing/2016/5/12/chartex" xmlns:cx7="http://schemas.microsoft.com/office/drawing/2016/5/13/chartex" xmlns:cx8="http://schemas.microsoft.com/office/drawing/2016/5/14/chartex" xmlns:mc="http://schemas.openxmlformats.org/markup-compatibility/2006" xmlns:aink="http://schemas.microsoft.com/office/drawing/2016/ink" xmlns:am3d="http://schemas.microsoft.com/office/drawing/2017/model3d" xmlns:o="urn:schemas-microsoft-com:office:office" xmlns:oel="http://schemas.microsoft.com/office/2019/extlst" xmlns:r="http://schemas.openxmlformats.org/officeDocument/2006/relationships" xmlns:m="http://schemas.openxmlformats.org/officeDocument/2006/math" xmlns:v="urn:schemas-microsoft-com:vml" xmlns:wp14="http://schemas.microsoft.com/office/word/2010/wordprocessingDrawing" xmlns:wp="http://schemas.openxmlformats.org/drawingml/2006/wordprocessingDrawing" xmlns:w10="urn:schemas-microsoft-com:office:word" xmlns:w="http://schemas.openxmlformats.org/wordprocessingml/2006/main" xmlns:w14="http://schemas.microsoft.com/office/word/2010/wordml" xmlns:w15="http://schemas.microsoft.com/office/word/2012/wordml" xmlns:w16cex="http://schemas.microsoft.com/office/word/2018/wordml/cex" xmlns:w16cid="http://schemas.microsoft.com/office/word/2016/wordml/cid" xmlns:w16="http://schemas.microsoft.com/office/word/2018/wordml" xmlns:w16sdtdh="http://schemas.microsoft.com/office/word/2020/wordml/sdtdatahash" xmlns:w16se="http://schemas.microsoft.com/office/word/2015/wordml/symex" xmlns:wpg="http://schemas.microsoft.com/office/word/2010/wordprocessingGroup" xmlns:wpi="http://schemas.microsoft.com/office/word/2010/wordprocessingInk" xmlns:wne="http://schemas.microsoft.com/office/word/2006/wordml" xmlns:wps="http://schemas.microsoft.com/office/word/2010/wordprocessingShape" mc:Ignorable="w14 w15 w16se w16cid w16 w16cex w16sdtdh wp14">
   <w:body>
     <w:p>
       <w:pPr>
@@ -12,6 +12,7 @@
           <w:noProof/>
           <w:sz w:val="20"/>
           <w:szCs w:val="20"/>
+          <w:lang w:val="en-US"/>
         </w:rPr>
       </w:pPr>
       <w:r>
@@ -60,6 +61,7 @@
           <w:noProof/>
           <w:sz w:val="20"/>
           <w:szCs w:val="20"/>
+          <w:lang w:val="en-US"/>
         </w:rPr>
         <w:t xml:space="preserve"> </w:t>
       </w:r>
@@ -228,25 +230,7 @@
           <w:color w:val="000000" w:themeColor="text1"/>
           <w:lang w:val="en-US"/>
         </w:rPr>
-        <w:t>{#</w:t>
-      </w:r>
-      <w:proofErr w:type="gramStart"/>
-      <w:r>
-        <w:rPr>
-          <w:rFonts w:ascii="SB Sans Text Semibold" w:hAnsi="SB Sans Text Semibold" w:cs="SB Sans Text Semibold"/>
-          <w:color w:val="000000" w:themeColor="text1"/>
-          <w:lang w:val="en-US"/>
-        </w:rPr>
-        <w:t>showTB}{</w:t>
-      </w:r>
-      <w:proofErr w:type="gramEnd"/>
-      <w:r>
-        <w:rPr>
-          <w:rFonts w:ascii="SB Sans Text Semibold" w:hAnsi="SB Sans Text Semibold" w:cs="SB Sans Text Semibold"/>
-          <w:color w:val="000000" w:themeColor="text1"/>
-          <w:lang w:val="en-US"/>
-        </w:rPr>
-        <w:t>TB_full_name2}{/showTB}</w:t>
+        <w:t>{#showTB}{TB_full_name2}{/showTB}</w:t>
       </w:r>
     </w:p>
     <w:p>
@@ -1120,6 +1104,70 @@
           <w:tab w:val="left" w:pos="993"/>
         </w:tabs>
         <w:spacing w:line="340" w:lineRule="exact"/>
+        <w:ind w:left="709"/>
+        <w:contextualSpacing w:val="0"/>
+        <w:jc w:val="both"/>
+        <w:rPr>
+          <w:rFonts w:ascii="Times New Roman" w:hAnsi="Times New Roman"/>
+          <w:i/>
+          <w:color w:val="000000" w:themeColor="text1"/>
+        </w:rPr>
+      </w:pPr>
+      <w:r>
+        <w:rPr>
+          <w:rFonts w:ascii="Times New Roman" w:hAnsi="Times New Roman"/>
+          <w:i/>
+          <w:color w:val="000000" w:themeColor="text1"/>
+        </w:rPr>
+        <w:t xml:space="preserve">- </w:t>
+      </w:r>
+      <w:r>
+        <w:rPr>
+          <w:rFonts w:ascii="Times New Roman" w:hAnsi="Times New Roman"/>
+          <w:color w:val="000000" w:themeColor="text1"/>
+        </w:rPr>
+        <w:t>{</w:t>
+      </w:r>
+      <w:proofErr w:type="spellStart"/>
+      <w:r>
+        <w:rPr>
+          <w:rFonts w:ascii="Times New Roman" w:hAnsi="Times New Roman"/>
+          <w:color w:val="000000" w:themeColor="text1"/>
+        </w:rPr>
+        <w:t>curator</w:t>
+      </w:r>
+      <w:proofErr w:type="spellEnd"/>
+      <w:r>
+        <w:rPr>
+          <w:rFonts w:ascii="Times New Roman" w:hAnsi="Times New Roman"/>
+          <w:color w:val="000000" w:themeColor="text1"/>
+        </w:rPr>
+        <w:t>} – {</w:t>
+      </w:r>
+      <w:proofErr w:type="spellStart"/>
+      <w:r>
+        <w:rPr>
+          <w:rFonts w:ascii="Times New Roman" w:hAnsi="Times New Roman"/>
+          <w:color w:val="000000" w:themeColor="text1"/>
+        </w:rPr>
+        <w:t>curator_plur</w:t>
+      </w:r>
+      <w:proofErr w:type="spellEnd"/>
+      <w:r>
+        <w:rPr>
+          <w:rFonts w:ascii="Times New Roman" w:hAnsi="Times New Roman"/>
+          <w:color w:val="000000" w:themeColor="text1"/>
+        </w:rPr>
+        <w:t>} проверки;</w:t>
+      </w:r>
+    </w:p>
+    <w:p>
+      <w:pPr>
+        <w:pStyle w:val="a8"/>
+        <w:tabs>
+          <w:tab w:val="left" w:pos="993"/>
+        </w:tabs>
+        <w:spacing w:line="340" w:lineRule="exact"/>
         <w:ind w:left="0" w:firstLine="709"/>
         <w:contextualSpacing w:val="0"/>
         <w:jc w:val="both"/>
@@ -1298,15 +1346,13 @@
           <w:rFonts w:ascii="Times New Roman" w:hAnsi="Times New Roman"/>
           <w:bCs/>
           <w:color w:val="000000" w:themeColor="text1"/>
-          <w:lang w:val="en-US"/>
-        </w:rPr>
-      </w:pPr>
-      <w:r>
-        <w:rPr>
-          <w:rFonts w:ascii="Times New Roman" w:hAnsi="Times New Roman"/>
-          <w:bCs/>
-          <w:color w:val="000000" w:themeColor="text1"/>
-          <w:lang w:val="en-US"/>
+        </w:rPr>
+      </w:pPr>
+      <w:r>
+        <w:rPr>
+          <w:rFonts w:ascii="Times New Roman" w:hAnsi="Times New Roman"/>
+          <w:bCs/>
+          <w:color w:val="000000" w:themeColor="text1"/>
         </w:rPr>
         <w:t>{/</w:t>
       </w:r>
@@ -1325,162 +1371,8 @@
           <w:rFonts w:ascii="Times New Roman" w:hAnsi="Times New Roman"/>
           <w:bCs/>
           <w:color w:val="000000" w:themeColor="text1"/>
-          <w:lang w:val="en-US"/>
         </w:rPr>
         <w:t>}</w:t>
-      </w:r>
-    </w:p>
-    <w:p>
-      <w:pPr>
-        <w:pStyle w:val="a8"/>
-        <w:tabs>
-          <w:tab w:val="left" w:pos="993"/>
-        </w:tabs>
-        <w:spacing w:line="340" w:lineRule="exact"/>
-        <w:ind w:left="0" w:firstLine="709"/>
-        <w:contextualSpacing w:val="0"/>
-        <w:jc w:val="both"/>
-        <w:rPr>
-          <w:rFonts w:ascii="Times New Roman" w:hAnsi="Times New Roman"/>
-          <w:bCs/>
-          <w:color w:val="000000" w:themeColor="text1"/>
-          <w:lang w:val="en-US"/>
-        </w:rPr>
-      </w:pPr>
-      <w:r>
-        <w:rPr>
-          <w:rFonts w:ascii="Times New Roman" w:hAnsi="Times New Roman"/>
-          <w:bCs/>
-          <w:color w:val="000000" w:themeColor="text1"/>
-          <w:lang w:val="en-US"/>
-        </w:rPr>
-        <w:t xml:space="preserve">- </w:t>
-      </w:r>
-      <w:r>
-        <w:rPr>
-          <w:rFonts w:ascii="Times New Roman" w:hAnsi="Times New Roman"/>
-          <w:bCs/>
-          <w:color w:val="000000" w:themeColor="text1"/>
-          <w:lang w:val="en-US"/>
-        </w:rPr>
-        <w:t>{</w:t>
-      </w:r>
-      <w:r>
-        <w:rPr>
-          <w:rFonts w:ascii="Times New Roman" w:hAnsi="Times New Roman"/>
-          <w:bCs/>
-          <w:color w:val="000000" w:themeColor="text1"/>
-          <w:lang w:val="en-US"/>
-        </w:rPr>
-        <w:t>curator</w:t>
-      </w:r>
-      <w:r>
-        <w:rPr>
-          <w:rFonts w:ascii="Times New Roman" w:hAnsi="Times New Roman"/>
-          <w:bCs/>
-          <w:color w:val="000000" w:themeColor="text1"/>
-          <w:lang w:val="en-US"/>
-        </w:rPr>
-        <w:t>}</w:t>
-      </w:r>
-      <w:r>
-        <w:rPr>
-          <w:rFonts w:ascii="Times New Roman" w:hAnsi="Times New Roman"/>
-          <w:bCs/>
-          <w:color w:val="000000" w:themeColor="text1"/>
-          <w:lang w:val="en-US"/>
-        </w:rPr>
-        <w:t xml:space="preserve"> </w:t>
-      </w:r>
-      <w:r>
-        <w:rPr>
-          <w:rFonts w:ascii="Times New Roman" w:hAnsi="Times New Roman"/>
-          <w:color w:val="000000" w:themeColor="text1"/>
-          <w:lang w:val="en-US"/>
-        </w:rPr>
-        <w:t>–</w:t>
-      </w:r>
-      <w:r>
-        <w:rPr>
-          <w:rFonts w:ascii="Times New Roman" w:hAnsi="Times New Roman"/>
-          <w:bCs/>
-          <w:color w:val="000000" w:themeColor="text1"/>
-          <w:lang w:val="en-US"/>
-        </w:rPr>
-        <w:t xml:space="preserve"> </w:t>
-      </w:r>
-      <w:r>
-        <w:rPr>
-          <w:rFonts w:ascii="Times New Roman" w:hAnsi="Times New Roman"/>
-          <w:bCs/>
-          <w:color w:val="000000" w:themeColor="text1"/>
-          <w:lang w:val="en-US"/>
-        </w:rPr>
-        <w:t>{</w:t>
-      </w:r>
-      <w:proofErr w:type="spellStart"/>
-      <w:r>
-        <w:rPr>
-          <w:rFonts w:ascii="Times New Roman" w:hAnsi="Times New Roman"/>
-          <w:bCs/>
-          <w:color w:val="000000" w:themeColor="text1"/>
-          <w:lang w:val="en-US"/>
-        </w:rPr>
-        <w:t>curator</w:t>
-      </w:r>
-      <w:r>
-        <w:rPr>
-          <w:rFonts w:ascii="Times New Roman" w:hAnsi="Times New Roman"/>
-          <w:bCs/>
-          <w:color w:val="000000" w:themeColor="text1"/>
-          <w:lang w:val="en-US"/>
-        </w:rPr>
-        <w:t>_</w:t>
-      </w:r>
-      <w:r>
-        <w:rPr>
-          <w:rFonts w:ascii="Times New Roman" w:hAnsi="Times New Roman"/>
-          <w:bCs/>
-          <w:color w:val="000000" w:themeColor="text1"/>
-          <w:lang w:val="en-US"/>
-        </w:rPr>
-        <w:t>plur</w:t>
-      </w:r>
-      <w:proofErr w:type="spellEnd"/>
-      <w:r>
-        <w:rPr>
-          <w:rFonts w:ascii="Times New Roman" w:hAnsi="Times New Roman"/>
-          <w:bCs/>
-          <w:color w:val="000000" w:themeColor="text1"/>
-          <w:lang w:val="en-US"/>
-        </w:rPr>
-        <w:t>}</w:t>
-      </w:r>
-      <w:r>
-        <w:rPr>
-          <w:rFonts w:ascii="Times New Roman" w:hAnsi="Times New Roman"/>
-          <w:bCs/>
-          <w:color w:val="000000" w:themeColor="text1"/>
-          <w:lang w:val="en-US"/>
-        </w:rPr>
-        <w:t xml:space="preserve"> </w:t>
-      </w:r>
-      <w:r>
-        <w:rPr>
-          <w:rFonts w:ascii="Times New Roman" w:hAnsi="Times New Roman"/>
-          <w:bCs/>
-          <w:color w:val="000000" w:themeColor="text1"/>
-        </w:rPr>
-        <w:t>проверки</w:t>
-      </w:r>
-      <w:r>
-        <w:rPr>
-          <w:rFonts w:ascii="Times New Roman" w:hAnsi="Times New Roman"/>
-          <w:bCs/>
-          <w:color w:val="000000" w:themeColor="text1"/>
-          <w:lang w:val="en-US"/>
-        </w:rPr>
-        <w:t>;</w:t>
       </w:r>
     </w:p>
     <w:p>
@@ -1700,7 +1592,6 @@
         </w:tabs>
         <w:spacing w:line="340" w:lineRule="exact"/>
         <w:ind w:left="0" w:firstLine="709"/>
-        <w:contextualSpacing w:val="0"/>
         <w:jc w:val="both"/>
         <w:rPr>
           <w:rFonts w:ascii="Times New Roman" w:hAnsi="Times New Roman"/>
@@ -1762,6 +1653,32 @@
           <w:color w:val="000000" w:themeColor="text1"/>
         </w:rPr>
         <w:t xml:space="preserve"> включить</w:t>
+      </w:r>
+      <w:r>
+        <w:rPr>
+          <w:rFonts w:ascii="Times New Roman" w:hAnsi="Times New Roman"/>
+          <w:bCs/>
+          <w:color w:val="000000" w:themeColor="text1"/>
+        </w:rPr>
+        <w:t xml:space="preserve"> {</w:t>
+      </w:r>
+      <w:proofErr w:type="spellStart"/>
+      <w:r>
+        <w:rPr>
+          <w:rFonts w:ascii="Times New Roman" w:hAnsi="Times New Roman"/>
+          <w:bCs/>
+          <w:color w:val="000000" w:themeColor="text1"/>
+        </w:rPr>
+        <w:t>kps_and_ps_count</w:t>
+      </w:r>
+      <w:proofErr w:type="spellEnd"/>
+      <w:r>
+        <w:rPr>
+          <w:rFonts w:ascii="Times New Roman" w:hAnsi="Times New Roman"/>
+          <w:bCs/>
+          <w:color w:val="000000" w:themeColor="text1"/>
+        </w:rPr>
+        <w:t>}</w:t>
       </w:r>
       <w:r>
         <w:rPr>
@@ -2413,30 +2330,14 @@
           <w:b/>
         </w:rPr>
         <w:lastRenderedPageBreak/>
-        <w:t>{#showApp</w:t>
-      </w:r>
-      <w:proofErr w:type="gramStart"/>
-      <w:r>
-        <w:rPr>
-          <w:rFonts w:ascii="Times New Roman" w:hAnsi="Times New Roman"/>
-          <w:b/>
-        </w:rPr>
-        <w:t>1}</w:t>
-      </w:r>
-      <w:r>
-        <w:rPr>
-          <w:rFonts w:ascii="Times New Roman" w:hAnsi="Times New Roman"/>
-          <w:b/>
-        </w:rPr>
-        <w:t>Приложение</w:t>
-      </w:r>
-      <w:proofErr w:type="gramEnd"/>
-      <w:r>
-        <w:rPr>
-          <w:rFonts w:ascii="Times New Roman" w:hAnsi="Times New Roman"/>
-          <w:b/>
-        </w:rPr>
-        <w:t xml:space="preserve"> 1 </w:t>
+        <w:t>{#showApp1}</w:t>
+      </w:r>
+      <w:r>
+        <w:rPr>
+          <w:rFonts w:ascii="Times New Roman" w:hAnsi="Times New Roman"/>
+          <w:b/>
+        </w:rPr>
+        <w:t xml:space="preserve">Приложение 1 </w:t>
       </w:r>
     </w:p>
     <w:p>
@@ -2939,30 +2840,14 @@
           <w:b/>
         </w:rPr>
         <w:lastRenderedPageBreak/>
-        <w:t>{#showApp</w:t>
-      </w:r>
-      <w:proofErr w:type="gramStart"/>
-      <w:r>
-        <w:rPr>
-          <w:rFonts w:ascii="Times New Roman" w:hAnsi="Times New Roman"/>
-          <w:b/>
-        </w:rPr>
-        <w:t>2}</w:t>
-      </w:r>
-      <w:r>
-        <w:rPr>
-          <w:rFonts w:ascii="Times New Roman" w:hAnsi="Times New Roman"/>
-          <w:b/>
-        </w:rPr>
-        <w:t>Приложение</w:t>
-      </w:r>
-      <w:proofErr w:type="gramEnd"/>
-      <w:r>
-        <w:rPr>
-          <w:rFonts w:ascii="Times New Roman" w:hAnsi="Times New Roman"/>
-          <w:b/>
-        </w:rPr>
-        <w:t xml:space="preserve"> </w:t>
+        <w:t>{#showApp2}</w:t>
+      </w:r>
+      <w:r>
+        <w:rPr>
+          <w:rFonts w:ascii="Times New Roman" w:hAnsi="Times New Roman"/>
+          <w:b/>
+        </w:rPr>
+        <w:t xml:space="preserve">Приложение </w:t>
       </w:r>
       <w:r>
         <w:rPr>
@@ -3627,31 +3512,17 @@
               <w:rPr>
                 <w:lang w:val="en-US"/>
               </w:rPr>
-              <w:t>p_</w:t>
-            </w:r>
-            <w:proofErr w:type="gramStart"/>
+              <w:t>p_owner</w:t>
+            </w:r>
+            <w:proofErr w:type="spellEnd"/>
+            <w:r>
+              <w:t>}</w:t>
+            </w:r>
             <w:r>
               <w:rPr>
                 <w:lang w:val="en-US"/>
               </w:rPr>
-              <w:t>owner</w:t>
-            </w:r>
-            <w:proofErr w:type="spellEnd"/>
-            <w:r>
-              <w:t>}</w:t>
-            </w:r>
-            <w:r>
-              <w:rPr>
-                <w:lang w:val="en-US"/>
-              </w:rPr>
-              <w:t>{</w:t>
-            </w:r>
-            <w:proofErr w:type="gramEnd"/>
-            <w:r>
-              <w:rPr>
-                <w:lang w:val="en-US"/>
-              </w:rPr>
-              <w:t>/processes}</w:t>
+              <w:t>{/processes}</w:t>
             </w:r>
           </w:p>
         </w:tc>
@@ -3713,7 +3584,6 @@
         </w:rPr>
         <w:t>{#showApp</w:t>
       </w:r>
-      <w:proofErr w:type="gramStart"/>
       <w:r>
         <w:rPr>
           <w:rFonts w:ascii="Times New Roman" w:hAnsi="Times New Roman"/>
@@ -3733,15 +3603,7 @@
           <w:rFonts w:ascii="Times New Roman" w:hAnsi="Times New Roman"/>
           <w:b/>
         </w:rPr>
-        <w:t>Приложение</w:t>
-      </w:r>
-      <w:proofErr w:type="gramEnd"/>
-      <w:r>
-        <w:rPr>
-          <w:rFonts w:ascii="Times New Roman" w:hAnsi="Times New Roman"/>
-          <w:b/>
-        </w:rPr>
-        <w:t xml:space="preserve"> </w:t>
+        <w:t xml:space="preserve">Приложение </w:t>
       </w:r>
       <w:r>
         <w:rPr>
@@ -4440,7 +4302,7 @@
 </file>
 
 <file path=word/endnotes.xml><?xml version="1.0" encoding="utf-8"?>
-<w:endnotes xmlns:wpc="http://schemas.microsoft.com/office/word/2010/wordprocessingCanvas" xmlns:cx="http://schemas.microsoft.com/office/drawing/2014/chartex" xmlns:cx1="http://schemas.microsoft.com/office/drawing/2015/9/8/chartex" xmlns:cx2="http://schemas.microsoft.com/office/drawing/2015/10/21/chartex" xmlns:cx3="http://schemas.microsoft.com/office/drawing/2016/5/9/chartex" xmlns:cx4="http://schemas.microsoft.com/office/drawing/2016/5/10/chartex" xmlns:cx5="http://schemas.microsoft.com/office/drawing/2016/5/11/chartex" xmlns:cx6="http://schemas.microsoft.com/office/drawing/2016/5/12/chartex" xmlns:cx7="http://schemas.microsoft.com/office/drawing/2016/5/13/chartex" xmlns:cx8="http://schemas.microsoft.com/office/drawing/2016/5/14/chartex" xmlns:mc="http://schemas.openxmlformats.org/markup-compatibility/2006" xmlns:aink="http://schemas.microsoft.com/office/drawing/2016/ink" xmlns:am3d="http://schemas.microsoft.com/office/drawing/2017/model3d" xmlns:o="urn:schemas-microsoft-com:office:office" xmlns:r="http://schemas.openxmlformats.org/officeDocument/2006/relationships" xmlns:m="http://schemas.openxmlformats.org/officeDocument/2006/math" xmlns:v="urn:schemas-microsoft-com:vml" xmlns:wp14="http://schemas.microsoft.com/office/word/2010/wordprocessingDrawing" xmlns:wp="http://schemas.openxmlformats.org/drawingml/2006/wordprocessingDrawing" xmlns:w10="urn:schemas-microsoft-com:office:word" xmlns:w="http://schemas.openxmlformats.org/wordprocessingml/2006/main" xmlns:w14="http://schemas.microsoft.com/office/word/2010/wordml" xmlns:w15="http://schemas.microsoft.com/office/word/2012/wordml" xmlns:w16cex="http://schemas.microsoft.com/office/word/2018/wordml/cex" xmlns:w16cid="http://schemas.microsoft.com/office/word/2016/wordml/cid" xmlns:w16="http://schemas.microsoft.com/office/word/2018/wordml" xmlns:w16sdtdh="http://schemas.microsoft.com/office/word/2020/wordml/sdtdatahash" xmlns:w16se="http://schemas.microsoft.com/office/word/2015/wordml/symex" xmlns:wpg="http://schemas.microsoft.com/office/word/2010/wordprocessingGroup" xmlns:wpi="http://schemas.microsoft.com/office/word/2010/wordprocessingInk" xmlns:wne="http://schemas.microsoft.com/office/word/2006/wordml" xmlns:wps="http://schemas.microsoft.com/office/word/2010/wordprocessingShape" mc:Ignorable="w14 w15 w16se w16cid w16 w16cex w16sdtdh wp14">
+<w:endnotes xmlns:wpc="http://schemas.microsoft.com/office/word/2010/wordprocessingCanvas" xmlns:cx="http://schemas.microsoft.com/office/drawing/2014/chartex" xmlns:cx1="http://schemas.microsoft.com/office/drawing/2015/9/8/chartex" xmlns:cx2="http://schemas.microsoft.com/office/drawing/2015/10/21/chartex" xmlns:cx3="http://schemas.microsoft.com/office/drawing/2016/5/9/chartex" xmlns:cx4="http://schemas.microsoft.com/office/drawing/2016/5/10/chartex" xmlns:cx5="http://schemas.microsoft.com/office/drawing/2016/5/11/chartex" xmlns:cx6="http://schemas.microsoft.com/office/drawing/2016/5/12/chartex" xmlns:cx7="http://schemas.microsoft.com/office/drawing/2016/5/13/chartex" xmlns:cx8="http://schemas.microsoft.com/office/drawing/2016/5/14/chartex" xmlns:mc="http://schemas.openxmlformats.org/markup-compatibility/2006" xmlns:aink="http://schemas.microsoft.com/office/drawing/2016/ink" xmlns:am3d="http://schemas.microsoft.com/office/drawing/2017/model3d" xmlns:o="urn:schemas-microsoft-com:office:office" xmlns:oel="http://schemas.microsoft.com/office/2019/extlst" xmlns:r="http://schemas.openxmlformats.org/officeDocument/2006/relationships" xmlns:m="http://schemas.openxmlformats.org/officeDocument/2006/math" xmlns:v="urn:schemas-microsoft-com:vml" xmlns:wp14="http://schemas.microsoft.com/office/word/2010/wordprocessingDrawing" xmlns:wp="http://schemas.openxmlformats.org/drawingml/2006/wordprocessingDrawing" xmlns:w10="urn:schemas-microsoft-com:office:word" xmlns:w="http://schemas.openxmlformats.org/wordprocessingml/2006/main" xmlns:w14="http://schemas.microsoft.com/office/word/2010/wordml" xmlns:w15="http://schemas.microsoft.com/office/word/2012/wordml" xmlns:w16cex="http://schemas.microsoft.com/office/word/2018/wordml/cex" xmlns:w16cid="http://schemas.microsoft.com/office/word/2016/wordml/cid" xmlns:w16="http://schemas.microsoft.com/office/word/2018/wordml" xmlns:w16sdtdh="http://schemas.microsoft.com/office/word/2020/wordml/sdtdatahash" xmlns:w16se="http://schemas.microsoft.com/office/word/2015/wordml/symex" xmlns:wpg="http://schemas.microsoft.com/office/word/2010/wordprocessingGroup" xmlns:wpi="http://schemas.microsoft.com/office/word/2010/wordprocessingInk" xmlns:wne="http://schemas.microsoft.com/office/word/2006/wordml" xmlns:wps="http://schemas.microsoft.com/office/word/2010/wordprocessingShape" mc:Ignorable="w14 w15 w16se w16cid w16 w16cex w16sdtdh wp14">
   <w:endnote w:type="separator" w:id="-1">
     <w:p>
       <w:r>
@@ -4459,7 +4321,7 @@
 </file>
 
 <file path=word/footer1.xml><?xml version="1.0" encoding="utf-8"?>
-<w:ftr xmlns:wpc="http://schemas.microsoft.com/office/word/2010/wordprocessingCanvas" xmlns:cx="http://schemas.microsoft.com/office/drawing/2014/chartex" xmlns:cx1="http://schemas.microsoft.com/office/drawing/2015/9/8/chartex" xmlns:cx2="http://schemas.microsoft.com/office/drawing/2015/10/21/chartex" xmlns:cx3="http://schemas.microsoft.com/office/drawing/2016/5/9/chartex" xmlns:cx4="http://schemas.microsoft.com/office/drawing/2016/5/10/chartex" xmlns:cx5="http://schemas.microsoft.com/office/drawing/2016/5/11/chartex" xmlns:cx6="http://schemas.microsoft.com/office/drawing/2016/5/12/chartex" xmlns:cx7="http://schemas.microsoft.com/office/drawing/2016/5/13/chartex" xmlns:cx8="http://schemas.microsoft.com/office/drawing/2016/5/14/chartex" xmlns:mc="http://schemas.openxmlformats.org/markup-compatibility/2006" xmlns:aink="http://schemas.microsoft.com/office/drawing/2016/ink" xmlns:am3d="http://schemas.microsoft.com/office/drawing/2017/model3d" xmlns:o="urn:schemas-microsoft-com:office:office" xmlns:r="http://schemas.openxmlformats.org/officeDocument/2006/relationships" xmlns:m="http://schemas.openxmlformats.org/officeDocument/2006/math" xmlns:v="urn:schemas-microsoft-com:vml" xmlns:wp14="http://schemas.microsoft.com/office/word/2010/wordprocessingDrawing" xmlns:wp="http://schemas.openxmlformats.org/drawingml/2006/wordprocessingDrawing" xmlns:w10="urn:schemas-microsoft-com:office:word" xmlns:w="http://schemas.openxmlformats.org/wordprocessingml/2006/main" xmlns:w14="http://schemas.microsoft.com/office/word/2010/wordml" xmlns:w15="http://schemas.microsoft.com/office/word/2012/wordml" xmlns:w16cex="http://schemas.microsoft.com/office/word/2018/wordml/cex" xmlns:w16cid="http://schemas.microsoft.com/office/word/2016/wordml/cid" xmlns:w16="http://schemas.microsoft.com/office/word/2018/wordml" xmlns:w16sdtdh="http://schemas.microsoft.com/office/word/2020/wordml/sdtdatahash" xmlns:w16se="http://schemas.microsoft.com/office/word/2015/wordml/symex" xmlns:wpg="http://schemas.microsoft.com/office/word/2010/wordprocessingGroup" xmlns:wpi="http://schemas.microsoft.com/office/word/2010/wordprocessingInk" xmlns:wne="http://schemas.microsoft.com/office/word/2006/wordml" xmlns:wps="http://schemas.microsoft.com/office/word/2010/wordprocessingShape" mc:Ignorable="w14 w15 w16se w16cid w16 w16cex w16sdtdh wp14">
+<w:ftr xmlns:wpc="http://schemas.microsoft.com/office/word/2010/wordprocessingCanvas" xmlns:cx="http://schemas.microsoft.com/office/drawing/2014/chartex" xmlns:cx1="http://schemas.microsoft.com/office/drawing/2015/9/8/chartex" xmlns:cx2="http://schemas.microsoft.com/office/drawing/2015/10/21/chartex" xmlns:cx3="http://schemas.microsoft.com/office/drawing/2016/5/9/chartex" xmlns:cx4="http://schemas.microsoft.com/office/drawing/2016/5/10/chartex" xmlns:cx5="http://schemas.microsoft.com/office/drawing/2016/5/11/chartex" xmlns:cx6="http://schemas.microsoft.com/office/drawing/2016/5/12/chartex" xmlns:cx7="http://schemas.microsoft.com/office/drawing/2016/5/13/chartex" xmlns:cx8="http://schemas.microsoft.com/office/drawing/2016/5/14/chartex" xmlns:mc="http://schemas.openxmlformats.org/markup-compatibility/2006" xmlns:aink="http://schemas.microsoft.com/office/drawing/2016/ink" xmlns:am3d="http://schemas.microsoft.com/office/drawing/2017/model3d" xmlns:o="urn:schemas-microsoft-com:office:office" xmlns:oel="http://schemas.microsoft.com/office/2019/extlst" xmlns:r="http://schemas.openxmlformats.org/officeDocument/2006/relationships" xmlns:m="http://schemas.openxmlformats.org/officeDocument/2006/math" xmlns:v="urn:schemas-microsoft-com:vml" xmlns:wp14="http://schemas.microsoft.com/office/word/2010/wordprocessingDrawing" xmlns:wp="http://schemas.openxmlformats.org/drawingml/2006/wordprocessingDrawing" xmlns:w10="urn:schemas-microsoft-com:office:word" xmlns:w="http://schemas.openxmlformats.org/wordprocessingml/2006/main" xmlns:w14="http://schemas.microsoft.com/office/word/2010/wordml" xmlns:w15="http://schemas.microsoft.com/office/word/2012/wordml" xmlns:w16cex="http://schemas.microsoft.com/office/word/2018/wordml/cex" xmlns:w16cid="http://schemas.microsoft.com/office/word/2016/wordml/cid" xmlns:w16="http://schemas.microsoft.com/office/word/2018/wordml" xmlns:w16sdtdh="http://schemas.microsoft.com/office/word/2020/wordml/sdtdatahash" xmlns:w16se="http://schemas.microsoft.com/office/word/2015/wordml/symex" xmlns:wpg="http://schemas.microsoft.com/office/word/2010/wordprocessingGroup" xmlns:wpi="http://schemas.microsoft.com/office/word/2010/wordprocessingInk" xmlns:wne="http://schemas.microsoft.com/office/word/2006/wordml" xmlns:wps="http://schemas.microsoft.com/office/word/2010/wordprocessingShape" mc:Ignorable="w14 w15 w16se w16cid w16 w16cex w16sdtdh wp14">
   <w:sdt>
     <w:sdtPr>
       <w:id w:val="-973597985"/>
@@ -4520,7 +4382,7 @@
 </file>
 
 <file path=word/footer2.xml><?xml version="1.0" encoding="utf-8"?>
-<w:ftr xmlns:wpc="http://schemas.microsoft.com/office/word/2010/wordprocessingCanvas" xmlns:cx="http://schemas.microsoft.com/office/drawing/2014/chartex" xmlns:cx1="http://schemas.microsoft.com/office/drawing/2015/9/8/chartex" xmlns:cx2="http://schemas.microsoft.com/office/drawing/2015/10/21/chartex" xmlns:cx3="http://schemas.microsoft.com/office/drawing/2016/5/9/chartex" xmlns:cx4="http://schemas.microsoft.com/office/drawing/2016/5/10/chartex" xmlns:cx5="http://schemas.microsoft.com/office/drawing/2016/5/11/chartex" xmlns:cx6="http://schemas.microsoft.com/office/drawing/2016/5/12/chartex" xmlns:cx7="http://schemas.microsoft.com/office/drawing/2016/5/13/chartex" xmlns:cx8="http://schemas.microsoft.com/office/drawing/2016/5/14/chartex" xmlns:mc="http://schemas.openxmlformats.org/markup-compatibility/2006" xmlns:aink="http://schemas.microsoft.com/office/drawing/2016/ink" xmlns:am3d="http://schemas.microsoft.com/office/drawing/2017/model3d" xmlns:o="urn:schemas-microsoft-com:office:office" xmlns:r="http://schemas.openxmlformats.org/officeDocument/2006/relationships" xmlns:m="http://schemas.openxmlformats.org/officeDocument/2006/math" xmlns:v="urn:schemas-microsoft-com:vml" xmlns:wp14="http://schemas.microsoft.com/office/word/2010/wordprocessingDrawing" xmlns:wp="http://schemas.openxmlformats.org/drawingml/2006/wordprocessingDrawing" xmlns:w10="urn:schemas-microsoft-com:office:word" xmlns:w="http://schemas.openxmlformats.org/wordprocessingml/2006/main" xmlns:w14="http://schemas.microsoft.com/office/word/2010/wordml" xmlns:w15="http://schemas.microsoft.com/office/word/2012/wordml" xmlns:w16cex="http://schemas.microsoft.com/office/word/2018/wordml/cex" xmlns:w16cid="http://schemas.microsoft.com/office/word/2016/wordml/cid" xmlns:w16="http://schemas.microsoft.com/office/word/2018/wordml" xmlns:w16sdtdh="http://schemas.microsoft.com/office/word/2020/wordml/sdtdatahash" xmlns:w16se="http://schemas.microsoft.com/office/word/2015/wordml/symex" xmlns:wpg="http://schemas.microsoft.com/office/word/2010/wordprocessingGroup" xmlns:wpi="http://schemas.microsoft.com/office/word/2010/wordprocessingInk" xmlns:wne="http://schemas.microsoft.com/office/word/2006/wordml" xmlns:wps="http://schemas.microsoft.com/office/word/2010/wordprocessingShape" mc:Ignorable="w14 w15 w16se w16cid w16 w16cex w16sdtdh wp14">
+<w:ftr xmlns:wpc="http://schemas.microsoft.com/office/word/2010/wordprocessingCanvas" xmlns:cx="http://schemas.microsoft.com/office/drawing/2014/chartex" xmlns:cx1="http://schemas.microsoft.com/office/drawing/2015/9/8/chartex" xmlns:cx2="http://schemas.microsoft.com/office/drawing/2015/10/21/chartex" xmlns:cx3="http://schemas.microsoft.com/office/drawing/2016/5/9/chartex" xmlns:cx4="http://schemas.microsoft.com/office/drawing/2016/5/10/chartex" xmlns:cx5="http://schemas.microsoft.com/office/drawing/2016/5/11/chartex" xmlns:cx6="http://schemas.microsoft.com/office/drawing/2016/5/12/chartex" xmlns:cx7="http://schemas.microsoft.com/office/drawing/2016/5/13/chartex" xmlns:cx8="http://schemas.microsoft.com/office/drawing/2016/5/14/chartex" xmlns:mc="http://schemas.openxmlformats.org/markup-compatibility/2006" xmlns:aink="http://schemas.microsoft.com/office/drawing/2016/ink" xmlns:am3d="http://schemas.microsoft.com/office/drawing/2017/model3d" xmlns:o="urn:schemas-microsoft-com:office:office" xmlns:oel="http://schemas.microsoft.com/office/2019/extlst" xmlns:r="http://schemas.openxmlformats.org/officeDocument/2006/relationships" xmlns:m="http://schemas.openxmlformats.org/officeDocument/2006/math" xmlns:v="urn:schemas-microsoft-com:vml" xmlns:wp14="http://schemas.microsoft.com/office/word/2010/wordprocessingDrawing" xmlns:wp="http://schemas.openxmlformats.org/drawingml/2006/wordprocessingDrawing" xmlns:w10="urn:schemas-microsoft-com:office:word" xmlns:w="http://schemas.openxmlformats.org/wordprocessingml/2006/main" xmlns:w14="http://schemas.microsoft.com/office/word/2010/wordml" xmlns:w15="http://schemas.microsoft.com/office/word/2012/wordml" xmlns:w16cex="http://schemas.microsoft.com/office/word/2018/wordml/cex" xmlns:w16cid="http://schemas.microsoft.com/office/word/2016/wordml/cid" xmlns:w16="http://schemas.microsoft.com/office/word/2018/wordml" xmlns:w16sdtdh="http://schemas.microsoft.com/office/word/2020/wordml/sdtdatahash" xmlns:w16se="http://schemas.microsoft.com/office/word/2015/wordml/symex" xmlns:wpg="http://schemas.microsoft.com/office/word/2010/wordprocessingGroup" xmlns:wpi="http://schemas.microsoft.com/office/word/2010/wordprocessingInk" xmlns:wne="http://schemas.microsoft.com/office/word/2006/wordml" xmlns:wps="http://schemas.microsoft.com/office/word/2010/wordprocessingShape" mc:Ignorable="w14 w15 w16se w16cid w16 w16cex w16sdtdh wp14">
   <w:p>
     <w:pPr>
       <w:pStyle w:val="a6"/>
@@ -4542,7 +4404,7 @@
 </file>
 
 <file path=word/footnotes.xml><?xml version="1.0" encoding="utf-8"?>
-<w:footnotes xmlns:wpc="http://schemas.microsoft.com/office/word/2010/wordprocessingCanvas" xmlns:cx="http://schemas.microsoft.com/office/drawing/2014/chartex" xmlns:cx1="http://schemas.microsoft.com/office/drawing/2015/9/8/chartex" xmlns:cx2="http://schemas.microsoft.com/office/drawing/2015/10/21/chartex" xmlns:cx3="http://schemas.microsoft.com/office/drawing/2016/5/9/chartex" xmlns:cx4="http://schemas.microsoft.com/office/drawing/2016/5/10/chartex" xmlns:cx5="http://schemas.microsoft.com/office/drawing/2016/5/11/chartex" xmlns:cx6="http://schemas.microsoft.com/office/drawing/2016/5/12/chartex" xmlns:cx7="http://schemas.microsoft.com/office/drawing/2016/5/13/chartex" xmlns:cx8="http://schemas.microsoft.com/office/drawing/2016/5/14/chartex" xmlns:mc="http://schemas.openxmlformats.org/markup-compatibility/2006" xmlns:aink="http://schemas.microsoft.com/office/drawing/2016/ink" xmlns:am3d="http://schemas.microsoft.com/office/drawing/2017/model3d" xmlns:o="urn:schemas-microsoft-com:office:office" xmlns:r="http://schemas.openxmlformats.org/officeDocument/2006/relationships" xmlns:m="http://schemas.openxmlformats.org/officeDocument/2006/math" xmlns:v="urn:schemas-microsoft-com:vml" xmlns:wp14="http://schemas.microsoft.com/office/word/2010/wordprocessingDrawing" xmlns:wp="http://schemas.openxmlformats.org/drawingml/2006/wordprocessingDrawing" xmlns:w10="urn:schemas-microsoft-com:office:word" xmlns:w="http://schemas.openxmlformats.org/wordprocessingml/2006/main" xmlns:w14="http://schemas.microsoft.com/office/word/2010/wordml" xmlns:w15="http://schemas.microsoft.com/office/word/2012/wordml" xmlns:w16cex="http://schemas.microsoft.com/office/word/2018/wordml/cex" xmlns:w16cid="http://schemas.microsoft.com/office/word/2016/wordml/cid" xmlns:w16="http://schemas.microsoft.com/office/word/2018/wordml" xmlns:w16sdtdh="http://schemas.microsoft.com/office/word/2020/wordml/sdtdatahash" xmlns:w16se="http://schemas.microsoft.com/office/word/2015/wordml/symex" xmlns:wpg="http://schemas.microsoft.com/office/word/2010/wordprocessingGroup" xmlns:wpi="http://schemas.microsoft.com/office/word/2010/wordprocessingInk" xmlns:wne="http://schemas.microsoft.com/office/word/2006/wordml" xmlns:wps="http://schemas.microsoft.com/office/word/2010/wordprocessingShape" mc:Ignorable="w14 w15 w16se w16cid w16 w16cex w16sdtdh wp14">
+<w:footnotes xmlns:wpc="http://schemas.microsoft.com/office/word/2010/wordprocessingCanvas" xmlns:cx="http://schemas.microsoft.com/office/drawing/2014/chartex" xmlns:cx1="http://schemas.microsoft.com/office/drawing/2015/9/8/chartex" xmlns:cx2="http://schemas.microsoft.com/office/drawing/2015/10/21/chartex" xmlns:cx3="http://schemas.microsoft.com/office/drawing/2016/5/9/chartex" xmlns:cx4="http://schemas.microsoft.com/office/drawing/2016/5/10/chartex" xmlns:cx5="http://schemas.microsoft.com/office/drawing/2016/5/11/chartex" xmlns:cx6="http://schemas.microsoft.com/office/drawing/2016/5/12/chartex" xmlns:cx7="http://schemas.microsoft.com/office/drawing/2016/5/13/chartex" xmlns:cx8="http://schemas.microsoft.com/office/drawing/2016/5/14/chartex" xmlns:mc="http://schemas.openxmlformats.org/markup-compatibility/2006" xmlns:aink="http://schemas.microsoft.com/office/drawing/2016/ink" xmlns:am3d="http://schemas.microsoft.com/office/drawing/2017/model3d" xmlns:o="urn:schemas-microsoft-com:office:office" xmlns:oel="http://schemas.microsoft.com/office/2019/extlst" xmlns:r="http://schemas.openxmlformats.org/officeDocument/2006/relationships" xmlns:m="http://schemas.openxmlformats.org/officeDocument/2006/math" xmlns:v="urn:schemas-microsoft-com:vml" xmlns:wp14="http://schemas.microsoft.com/office/word/2010/wordprocessingDrawing" xmlns:wp="http://schemas.openxmlformats.org/drawingml/2006/wordprocessingDrawing" xmlns:w10="urn:schemas-microsoft-com:office:word" xmlns:w="http://schemas.openxmlformats.org/wordprocessingml/2006/main" xmlns:w14="http://schemas.microsoft.com/office/word/2010/wordml" xmlns:w15="http://schemas.microsoft.com/office/word/2012/wordml" xmlns:w16cex="http://schemas.microsoft.com/office/word/2018/wordml/cex" xmlns:w16cid="http://schemas.microsoft.com/office/word/2016/wordml/cid" xmlns:w16="http://schemas.microsoft.com/office/word/2018/wordml" xmlns:w16sdtdh="http://schemas.microsoft.com/office/word/2020/wordml/sdtdatahash" xmlns:w16se="http://schemas.microsoft.com/office/word/2015/wordml/symex" xmlns:wpg="http://schemas.microsoft.com/office/word/2010/wordprocessingGroup" xmlns:wpi="http://schemas.microsoft.com/office/word/2010/wordprocessingInk" xmlns:wne="http://schemas.microsoft.com/office/word/2006/wordml" xmlns:wps="http://schemas.microsoft.com/office/word/2010/wordprocessingShape" mc:Ignorable="w14 w15 w16se w16cid w16 w16cex w16sdtdh wp14">
   <w:footnote w:type="separator" w:id="-1">
     <w:p>
       <w:r>
@@ -4761,7 +4623,7 @@
 </file>
 
 <file path=word/numbering.xml><?xml version="1.0" encoding="utf-8"?>
-<w:numbering xmlns:wpc="http://schemas.microsoft.com/office/word/2010/wordprocessingCanvas" xmlns:cx="http://schemas.microsoft.com/office/drawing/2014/chartex" xmlns:cx1="http://schemas.microsoft.com/office/drawing/2015/9/8/chartex" xmlns:cx2="http://schemas.microsoft.com/office/drawing/2015/10/21/chartex" xmlns:cx3="http://schemas.microsoft.com/office/drawing/2016/5/9/chartex" xmlns:cx4="http://schemas.microsoft.com/office/drawing/2016/5/10/chartex" xmlns:cx5="http://schemas.microsoft.com/office/drawing/2016/5/11/chartex" xmlns:cx6="http://schemas.microsoft.com/office/drawing/2016/5/12/chartex" xmlns:cx7="http://schemas.microsoft.com/office/drawing/2016/5/13/chartex" xmlns:cx8="http://schemas.microsoft.com/office/drawing/2016/5/14/chartex" xmlns:mc="http://schemas.openxmlformats.org/markup-compatibility/2006" xmlns:aink="http://schemas.microsoft.com/office/drawing/2016/ink" xmlns:am3d="http://schemas.microsoft.com/office/drawing/2017/model3d" xmlns:o="urn:schemas-microsoft-com:office:office" xmlns:r="http://schemas.openxmlformats.org/officeDocument/2006/relationships" xmlns:m="http://schemas.openxmlformats.org/officeDocument/2006/math" xmlns:v="urn:schemas-microsoft-com:vml" xmlns:wp14="http://schemas.microsoft.com/office/word/2010/wordprocessingDrawing" xmlns:wp="http://schemas.openxmlformats.org/drawingml/2006/wordprocessingDrawing" xmlns:w10="urn:schemas-microsoft-com:office:word" xmlns:w="http://schemas.openxmlformats.org/wordprocessingml/2006/main" xmlns:w14="http://schemas.microsoft.com/office/word/2010/wordml" xmlns:w15="http://schemas.microsoft.com/office/word/2012/wordml" xmlns:w16cex="http://schemas.microsoft.com/office/word/2018/wordml/cex" xmlns:w16cid="http://schemas.microsoft.com/office/word/2016/wordml/cid" xmlns:w16="http://schemas.microsoft.com/office/word/2018/wordml" xmlns:w16sdtdh="http://schemas.microsoft.com/office/word/2020/wordml/sdtdatahash" xmlns:w16se="http://schemas.microsoft.com/office/word/2015/wordml/symex" xmlns:wpg="http://schemas.microsoft.com/office/word/2010/wordprocessingGroup" xmlns:wpi="http://schemas.microsoft.com/office/word/2010/wordprocessingInk" xmlns:wne="http://schemas.microsoft.com/office/word/2006/wordml" xmlns:wps="http://schemas.microsoft.com/office/word/2010/wordprocessingShape" mc:Ignorable="w14 w15 w16se w16cid w16 w16cex w16sdtdh wp14">
+<w:numbering xmlns:wpc="http://schemas.microsoft.com/office/word/2010/wordprocessingCanvas" xmlns:cx="http://schemas.microsoft.com/office/drawing/2014/chartex" xmlns:cx1="http://schemas.microsoft.com/office/drawing/2015/9/8/chartex" xmlns:cx2="http://schemas.microsoft.com/office/drawing/2015/10/21/chartex" xmlns:cx3="http://schemas.microsoft.com/office/drawing/2016/5/9/chartex" xmlns:cx4="http://schemas.microsoft.com/office/drawing/2016/5/10/chartex" xmlns:cx5="http://schemas.microsoft.com/office/drawing/2016/5/11/chartex" xmlns:cx6="http://schemas.microsoft.com/office/drawing/2016/5/12/chartex" xmlns:cx7="http://schemas.microsoft.com/office/drawing/2016/5/13/chartex" xmlns:cx8="http://schemas.microsoft.com/office/drawing/2016/5/14/chartex" xmlns:mc="http://schemas.openxmlformats.org/markup-compatibility/2006" xmlns:aink="http://schemas.microsoft.com/office/drawing/2016/ink" xmlns:am3d="http://schemas.microsoft.com/office/drawing/2017/model3d" xmlns:o="urn:schemas-microsoft-com:office:office" xmlns:oel="http://schemas.microsoft.com/office/2019/extlst" xmlns:r="http://schemas.openxmlformats.org/officeDocument/2006/relationships" xmlns:m="http://schemas.openxmlformats.org/officeDocument/2006/math" xmlns:v="urn:schemas-microsoft-com:vml" xmlns:wp14="http://schemas.microsoft.com/office/word/2010/wordprocessingDrawing" xmlns:wp="http://schemas.openxmlformats.org/drawingml/2006/wordprocessingDrawing" xmlns:w10="urn:schemas-microsoft-com:office:word" xmlns:w="http://schemas.openxmlformats.org/wordprocessingml/2006/main" xmlns:w14="http://schemas.microsoft.com/office/word/2010/wordml" xmlns:w15="http://schemas.microsoft.com/office/word/2012/wordml" xmlns:w16cex="http://schemas.microsoft.com/office/word/2018/wordml/cex" xmlns:w16cid="http://schemas.microsoft.com/office/word/2016/wordml/cid" xmlns:w16="http://schemas.microsoft.com/office/word/2018/wordml" xmlns:w16sdtdh="http://schemas.microsoft.com/office/word/2020/wordml/sdtdatahash" xmlns:w16se="http://schemas.microsoft.com/office/word/2015/wordml/symex" xmlns:wpg="http://schemas.microsoft.com/office/word/2010/wordprocessingGroup" xmlns:wpi="http://schemas.microsoft.com/office/word/2010/wordprocessingInk" xmlns:wne="http://schemas.microsoft.com/office/word/2006/wordml" xmlns:wps="http://schemas.microsoft.com/office/word/2010/wordprocessingShape" mc:Ignorable="w14 w15 w16se w16cid w16 w16cex w16sdtdh wp14">
   <w:abstractNum w:abstractNumId="0" w15:restartNumberingAfterBreak="0">
     <w:nsid w:val="2A390D47"/>
     <w:multiLevelType w:val="hybridMultilevel"/>
@@ -5782,37 +5644,37 @@
       </w:pPr>
     </w:lvl>
   </w:abstractNum>
-  <w:num w:numId="1">
+  <w:num w:numId="1" w16cid:durableId="635767151">
     <w:abstractNumId w:val="9"/>
   </w:num>
-  <w:num w:numId="2">
+  <w:num w:numId="2" w16cid:durableId="328414144">
     <w:abstractNumId w:val="8"/>
   </w:num>
-  <w:num w:numId="3">
+  <w:num w:numId="3" w16cid:durableId="328018639">
     <w:abstractNumId w:val="7"/>
   </w:num>
-  <w:num w:numId="4">
+  <w:num w:numId="4" w16cid:durableId="147791740">
     <w:abstractNumId w:val="5"/>
   </w:num>
-  <w:num w:numId="5">
+  <w:num w:numId="5" w16cid:durableId="363402755">
     <w:abstractNumId w:val="4"/>
   </w:num>
-  <w:num w:numId="6">
+  <w:num w:numId="6" w16cid:durableId="1351099984">
     <w:abstractNumId w:val="1"/>
   </w:num>
-  <w:num w:numId="7">
+  <w:num w:numId="7" w16cid:durableId="1133594693">
     <w:abstractNumId w:val="10"/>
   </w:num>
-  <w:num w:numId="8">
+  <w:num w:numId="8" w16cid:durableId="1413817752">
     <w:abstractNumId w:val="3"/>
   </w:num>
-  <w:num w:numId="9">
+  <w:num w:numId="9" w16cid:durableId="1479960889">
     <w:abstractNumId w:val="0"/>
   </w:num>
-  <w:num w:numId="10">
+  <w:num w:numId="10" w16cid:durableId="82993317">
     <w:abstractNumId w:val="6"/>
   </w:num>
-  <w:num w:numId="11">
+  <w:num w:numId="11" w16cid:durableId="827093644">
     <w:abstractNumId w:val="2"/>
   </w:num>
 </w:numbering>
@@ -6555,6 +6417,33 @@
       <w:u w:val="single"/>
     </w:rPr>
   </w:style>
+  <w:style w:type="paragraph" w:styleId="HTML">
+    <w:name w:val="HTML Preformatted"/>
+    <w:basedOn w:val="a"/>
+    <w:link w:val="HTML0"/>
+    <w:uiPriority w:val="99"/>
+    <w:semiHidden/>
+    <w:unhideWhenUsed/>
+    <w:rsid w:val="007E43CB"/>
+    <w:rPr>
+      <w:rFonts w:ascii="Consolas" w:hAnsi="Consolas"/>
+      <w:sz w:val="20"/>
+      <w:szCs w:val="20"/>
+    </w:rPr>
+  </w:style>
+  <w:style w:type="character" w:customStyle="1" w:styleId="HTML0">
+    <w:name w:val="Стандартный HTML Знак"/>
+    <w:basedOn w:val="a0"/>
+    <w:link w:val="HTML"/>
+    <w:uiPriority w:val="99"/>
+    <w:semiHidden/>
+    <w:rsid w:val="007E43CB"/>
+    <w:rPr>
+      <w:rFonts w:ascii="Consolas" w:eastAsiaTheme="minorEastAsia" w:hAnsi="Consolas" w:cs="Times New Roman"/>
+      <w:sz w:val="20"/>
+      <w:szCs w:val="20"/>
+    </w:rPr>
+  </w:style>
 </w:styles>
 </file>
 

--- a/templates/TemplateOrderExecuteOrPrepAudit2026.docx
+++ b/templates/TemplateOrderExecuteOrPrepAudit2026.docx
@@ -105,25 +105,7 @@
           <w:color w:val="000000" w:themeColor="text1"/>
           <w:lang w:val="en-US"/>
         </w:rPr>
-        <w:t>{</w:t>
-      </w:r>
-      <w:proofErr w:type="spellStart"/>
-      <w:r>
-        <w:rPr>
-          <w:rFonts w:ascii="SB Sans Text Semibold" w:hAnsi="SB Sans Text Semibold" w:cs="SB Sans Text Semibold"/>
-          <w:color w:val="000000" w:themeColor="text1"/>
-          <w:lang w:val="en-US"/>
-        </w:rPr>
-        <w:t>TB_full_name</w:t>
-      </w:r>
-      <w:proofErr w:type="spellEnd"/>
-      <w:r>
-        <w:rPr>
-          <w:rFonts w:ascii="SB Sans Text Semibold" w:hAnsi="SB Sans Text Semibold" w:cs="SB Sans Text Semibold"/>
-          <w:color w:val="000000" w:themeColor="text1"/>
-          <w:lang w:val="en-US"/>
-        </w:rPr>
-        <w:t>}</w:t>
+        <w:t>{TB_full_name}</w:t>
       </w:r>
     </w:p>
     <w:p>
@@ -144,25 +126,7 @@
           <w:color w:val="000000" w:themeColor="text1"/>
           <w:lang w:val="en-US"/>
         </w:rPr>
-        <w:t>{/</w:t>
-      </w:r>
-      <w:proofErr w:type="spellStart"/>
-      <w:r>
-        <w:rPr>
-          <w:rFonts w:ascii="SB Sans Text Semibold" w:hAnsi="SB Sans Text Semibold" w:cs="SB Sans Text Semibold"/>
-          <w:color w:val="000000" w:themeColor="text1"/>
-          <w:lang w:val="en-US"/>
-        </w:rPr>
-        <w:t>showTB</w:t>
-      </w:r>
-      <w:proofErr w:type="spellEnd"/>
-      <w:r>
-        <w:rPr>
-          <w:rFonts w:ascii="SB Sans Text Semibold" w:hAnsi="SB Sans Text Semibold" w:cs="SB Sans Text Semibold"/>
-          <w:color w:val="000000" w:themeColor="text1"/>
-          <w:lang w:val="en-US"/>
-        </w:rPr>
-        <w:t>}</w:t>
+        <w:t>{/showTB}</w:t>
       </w:r>
     </w:p>
     <w:p>
@@ -399,7 +363,6 @@
         </w:rPr>
         <w:t>{</w:t>
       </w:r>
-      <w:proofErr w:type="spellStart"/>
       <w:r>
         <w:rPr>
           <w:rFonts w:ascii="Times New Roman" w:hAnsi="Times New Roman"/>
@@ -410,7 +373,6 @@
         </w:rPr>
         <w:t>pv</w:t>
       </w:r>
-      <w:proofErr w:type="spellEnd"/>
       <w:r>
         <w:rPr>
           <w:rFonts w:ascii="Times New Roman" w:hAnsi="Times New Roman"/>
@@ -545,7 +507,6 @@
         </w:rPr>
         <w:t>{</w:t>
       </w:r>
-      <w:proofErr w:type="spellStart"/>
       <w:r>
         <w:rPr>
           <w:rFonts w:ascii="Times New Roman" w:hAnsi="Times New Roman"/>
@@ -555,7 +516,6 @@
         </w:rPr>
         <w:t>podpunkt</w:t>
       </w:r>
-      <w:proofErr w:type="spellEnd"/>
       <w:r>
         <w:rPr>
           <w:rFonts w:ascii="Times New Roman" w:hAnsi="Times New Roman"/>
@@ -635,7 +595,6 @@
         </w:rPr>
         <w:t>{</w:t>
       </w:r>
-      <w:proofErr w:type="spellStart"/>
       <w:r>
         <w:rPr>
           <w:rFonts w:ascii="Times New Roman" w:hAnsi="Times New Roman"/>
@@ -645,7 +604,6 @@
         </w:rPr>
         <w:t>pv</w:t>
       </w:r>
-      <w:proofErr w:type="spellEnd"/>
       <w:r>
         <w:rPr>
           <w:rFonts w:ascii="Times New Roman" w:hAnsi="Times New Roman"/>
@@ -722,7 +680,6 @@
         </w:rPr>
         <w:t>{</w:t>
       </w:r>
-      <w:proofErr w:type="spellStart"/>
       <w:r>
         <w:rPr>
           <w:rFonts w:ascii="Times New Roman" w:hAnsi="Times New Roman"/>
@@ -731,7 +688,6 @@
         </w:rPr>
         <w:t>pv</w:t>
       </w:r>
-      <w:proofErr w:type="spellEnd"/>
       <w:r>
         <w:rPr>
           <w:rFonts w:ascii="Times New Roman" w:hAnsi="Times New Roman"/>
@@ -925,25 +881,7 @@
           <w:bCs/>
           <w:color w:val="000000" w:themeColor="text1"/>
         </w:rPr>
-        <w:t>{/</w:t>
-      </w:r>
-      <w:proofErr w:type="spellStart"/>
-      <w:r>
-        <w:rPr>
-          <w:rFonts w:ascii="Times New Roman" w:hAnsi="Times New Roman"/>
-          <w:bCs/>
-          <w:color w:val="000000" w:themeColor="text1"/>
-        </w:rPr>
-        <w:t>act_date</w:t>
-      </w:r>
-      <w:proofErr w:type="spellEnd"/>
-      <w:r>
-        <w:rPr>
-          <w:rFonts w:ascii="Times New Roman" w:hAnsi="Times New Roman"/>
-          <w:bCs/>
-          <w:color w:val="000000" w:themeColor="text1"/>
-        </w:rPr>
-        <w:t>}</w:t>
+        <w:t>{/act_date}</w:t>
       </w:r>
     </w:p>
     <w:p>
@@ -982,7 +920,6 @@
         </w:rPr>
         <w:t>{</w:t>
       </w:r>
-      <w:proofErr w:type="spellStart"/>
       <w:r>
         <w:rPr>
           <w:rFonts w:ascii="Times New Roman" w:hAnsi="Times New Roman"/>
@@ -992,7 +929,6 @@
         </w:rPr>
         <w:t>pv</w:t>
       </w:r>
-      <w:proofErr w:type="spellEnd"/>
       <w:r>
         <w:rPr>
           <w:rFonts w:ascii="Times New Roman" w:hAnsi="Times New Roman"/>
@@ -1033,7 +969,6 @@
         </w:rPr>
         <w:t>{</w:t>
       </w:r>
-      <w:proofErr w:type="spellStart"/>
       <w:r>
         <w:rPr>
           <w:rFonts w:ascii="Times New Roman" w:hAnsi="Times New Roman"/>
@@ -1042,7 +977,6 @@
         </w:rPr>
         <w:t>end_date</w:t>
       </w:r>
-      <w:proofErr w:type="spellEnd"/>
       <w:r>
         <w:rPr>
           <w:rFonts w:ascii="Times New Roman" w:hAnsi="Times New Roman"/>
@@ -1126,39 +1060,7 @@
           <w:rFonts w:ascii="Times New Roman" w:hAnsi="Times New Roman"/>
           <w:color w:val="000000" w:themeColor="text1"/>
         </w:rPr>
-        <w:t>{</w:t>
-      </w:r>
-      <w:proofErr w:type="spellStart"/>
-      <w:r>
-        <w:rPr>
-          <w:rFonts w:ascii="Times New Roman" w:hAnsi="Times New Roman"/>
-          <w:color w:val="000000" w:themeColor="text1"/>
-        </w:rPr>
-        <w:t>curator</w:t>
-      </w:r>
-      <w:proofErr w:type="spellEnd"/>
-      <w:r>
-        <w:rPr>
-          <w:rFonts w:ascii="Times New Roman" w:hAnsi="Times New Roman"/>
-          <w:color w:val="000000" w:themeColor="text1"/>
-        </w:rPr>
-        <w:t>} – {</w:t>
-      </w:r>
-      <w:proofErr w:type="spellStart"/>
-      <w:r>
-        <w:rPr>
-          <w:rFonts w:ascii="Times New Roman" w:hAnsi="Times New Roman"/>
-          <w:color w:val="000000" w:themeColor="text1"/>
-        </w:rPr>
-        <w:t>curator_plur</w:t>
-      </w:r>
-      <w:proofErr w:type="spellEnd"/>
-      <w:r>
-        <w:rPr>
-          <w:rFonts w:ascii="Times New Roman" w:hAnsi="Times New Roman"/>
-          <w:color w:val="000000" w:themeColor="text1"/>
-        </w:rPr>
-        <w:t>} проверки;</w:t>
+        <w:t>{curator} – {curator_plur} проверки;</w:t>
       </w:r>
     </w:p>
     <w:p>
@@ -1190,7 +1092,6 @@
         </w:rPr>
         <w:t>{</w:t>
       </w:r>
-      <w:proofErr w:type="spellStart"/>
       <w:r>
         <w:rPr>
           <w:rFonts w:ascii="Times New Roman" w:hAnsi="Times New Roman"/>
@@ -1198,7 +1099,6 @@
         </w:rPr>
         <w:t>supervisor</w:t>
       </w:r>
-      <w:proofErr w:type="spellEnd"/>
       <w:r>
         <w:rPr>
           <w:rFonts w:ascii="Times New Roman" w:hAnsi="Times New Roman"/>
@@ -1238,7 +1138,6 @@
         </w:rPr>
         <w:t>{#</w:t>
       </w:r>
-      <w:proofErr w:type="spellStart"/>
       <w:r>
         <w:rPr>
           <w:rFonts w:ascii="Times New Roman" w:hAnsi="Times New Roman"/>
@@ -1247,7 +1146,6 @@
         </w:rPr>
         <w:t>showSubsuper</w:t>
       </w:r>
-      <w:proofErr w:type="spellEnd"/>
       <w:r>
         <w:rPr>
           <w:rFonts w:ascii="Times New Roman" w:hAnsi="Times New Roman"/>
@@ -1286,7 +1184,6 @@
         </w:rPr>
         <w:t>{</w:t>
       </w:r>
-      <w:proofErr w:type="spellStart"/>
       <w:r>
         <w:rPr>
           <w:rFonts w:ascii="Times New Roman" w:hAnsi="Times New Roman"/>
@@ -1295,7 +1192,6 @@
         </w:rPr>
         <w:t>subsuper</w:t>
       </w:r>
-      <w:proofErr w:type="spellEnd"/>
       <w:r>
         <w:rPr>
           <w:rFonts w:ascii="Times New Roman" w:hAnsi="Times New Roman"/>
@@ -1356,7 +1252,6 @@
         </w:rPr>
         <w:t>{/</w:t>
       </w:r>
-      <w:proofErr w:type="spellStart"/>
       <w:r>
         <w:rPr>
           <w:rFonts w:ascii="Times New Roman" w:hAnsi="Times New Roman"/>
@@ -1365,7 +1260,6 @@
         </w:rPr>
         <w:t>showSubsuper</w:t>
       </w:r>
-      <w:proofErr w:type="spellEnd"/>
       <w:r>
         <w:rPr>
           <w:rFonts w:ascii="Times New Roman" w:hAnsi="Times New Roman"/>
@@ -1399,7 +1293,6 @@
         </w:rPr>
         <w:t>{#</w:t>
       </w:r>
-      <w:proofErr w:type="spellStart"/>
       <w:r>
         <w:rPr>
           <w:rFonts w:ascii="Times New Roman" w:hAnsi="Times New Roman"/>
@@ -1408,7 +1301,6 @@
         </w:rPr>
         <w:t>showLinkApp</w:t>
       </w:r>
-      <w:proofErr w:type="spellEnd"/>
       <w:r>
         <w:rPr>
           <w:rFonts w:ascii="Times New Roman" w:hAnsi="Times New Roman"/>
@@ -1622,7 +1514,6 @@
         </w:rPr>
         <w:t>{</w:t>
       </w:r>
-      <w:proofErr w:type="spellStart"/>
       <w:r>
         <w:rPr>
           <w:rFonts w:ascii="Times New Roman" w:hAnsi="Times New Roman"/>
@@ -1631,7 +1522,6 @@
         </w:rPr>
         <w:t>pv</w:t>
       </w:r>
-      <w:proofErr w:type="spellEnd"/>
       <w:r>
         <w:rPr>
           <w:rFonts w:ascii="Times New Roman" w:hAnsi="Times New Roman"/>
@@ -1660,25 +1550,7 @@
           <w:bCs/>
           <w:color w:val="000000" w:themeColor="text1"/>
         </w:rPr>
-        <w:t xml:space="preserve"> {</w:t>
-      </w:r>
-      <w:proofErr w:type="spellStart"/>
-      <w:r>
-        <w:rPr>
-          <w:rFonts w:ascii="Times New Roman" w:hAnsi="Times New Roman"/>
-          <w:bCs/>
-          <w:color w:val="000000" w:themeColor="text1"/>
-        </w:rPr>
-        <w:t>kps_and_ps_count</w:t>
-      </w:r>
-      <w:proofErr w:type="spellEnd"/>
-      <w:r>
-        <w:rPr>
-          <w:rFonts w:ascii="Times New Roman" w:hAnsi="Times New Roman"/>
-          <w:bCs/>
-          <w:color w:val="000000" w:themeColor="text1"/>
-        </w:rPr>
-        <w:t>}</w:t>
+        <w:t xml:space="preserve"> {kps_and_ps_count}</w:t>
       </w:r>
       <w:r>
         <w:rPr>
@@ -1709,7 +1581,6 @@
         </w:rPr>
         <w:t>{</w:t>
       </w:r>
-      <w:proofErr w:type="spellStart"/>
       <w:r>
         <w:rPr>
           <w:rFonts w:ascii="Times New Roman" w:hAnsi="Times New Roman"/>
@@ -1717,7 +1588,6 @@
         </w:rPr>
         <w:t>pril</w:t>
       </w:r>
-      <w:proofErr w:type="spellEnd"/>
       <w:r>
         <w:rPr>
           <w:rFonts w:ascii="Times New Roman" w:hAnsi="Times New Roman"/>
@@ -1941,7 +1811,6 @@
         </w:rPr>
         <w:t>{</w:t>
       </w:r>
-      <w:proofErr w:type="spellStart"/>
       <w:r>
         <w:rPr>
           <w:rFonts w:ascii="Times New Roman" w:hAnsi="Times New Roman"/>
@@ -1949,14 +1818,12 @@
         </w:rPr>
         <w:t>pril</w:t>
       </w:r>
-      <w:proofErr w:type="spellEnd"/>
       <w:r>
         <w:rPr>
           <w:rFonts w:ascii="Times New Roman" w:hAnsi="Times New Roman"/>
         </w:rPr>
         <w:t>_</w:t>
       </w:r>
-      <w:proofErr w:type="spellStart"/>
       <w:r>
         <w:rPr>
           <w:rFonts w:ascii="Times New Roman" w:hAnsi="Times New Roman"/>
@@ -1971,7 +1838,6 @@
         </w:rPr>
         <w:t>ki</w:t>
       </w:r>
-      <w:proofErr w:type="spellEnd"/>
       <w:r>
         <w:rPr>
           <w:rFonts w:ascii="Times New Roman" w:hAnsi="Times New Roman"/>
@@ -2101,7 +1967,6 @@
         </w:rPr>
         <w:t>{</w:t>
       </w:r>
-      <w:proofErr w:type="spellStart"/>
       <w:r>
         <w:rPr>
           <w:rFonts w:ascii="Times New Roman" w:hAnsi="Times New Roman"/>
@@ -2110,7 +1975,6 @@
         </w:rPr>
         <w:t>dir</w:t>
       </w:r>
-      <w:proofErr w:type="spellEnd"/>
       <w:r>
         <w:rPr>
           <w:rFonts w:ascii="Times New Roman" w:hAnsi="Times New Roman"/>
@@ -2208,7 +2072,6 @@
               </w:rPr>
               <w:t>{</w:t>
             </w:r>
-            <w:proofErr w:type="spellStart"/>
             <w:r>
               <w:rPr>
                 <w:b/>
@@ -2216,7 +2079,6 @@
               </w:rPr>
               <w:t>podpis_title</w:t>
             </w:r>
-            <w:proofErr w:type="spellEnd"/>
             <w:r>
               <w:rPr>
                 <w:b/>
@@ -2279,7 +2141,6 @@
               </w:rPr>
               <w:t>{</w:t>
             </w:r>
-            <w:proofErr w:type="spellStart"/>
             <w:r>
               <w:rPr>
                 <w:b/>
@@ -2287,7 +2148,6 @@
               </w:rPr>
               <w:t>podpis_fio</w:t>
             </w:r>
-            <w:proofErr w:type="spellEnd"/>
             <w:r>
               <w:rPr>
                 <w:b/>
@@ -2386,7 +2246,6 @@
         </w:rPr>
         <w:t>{</w:t>
       </w:r>
-      <w:proofErr w:type="spellStart"/>
       <w:r>
         <w:rPr>
           <w:rFonts w:ascii="Times New Roman" w:hAnsi="Times New Roman"/>
@@ -2395,7 +2254,6 @@
         </w:rPr>
         <w:t>pv</w:t>
       </w:r>
-      <w:proofErr w:type="spellEnd"/>
       <w:r>
         <w:rPr>
           <w:rFonts w:ascii="Times New Roman" w:hAnsi="Times New Roman"/>
@@ -2436,11 +2294,12 @@
       </w:tblPr>
       <w:tblGrid>
         <w:gridCol w:w="2174"/>
-        <w:gridCol w:w="3645"/>
-        <w:gridCol w:w="2291"/>
-        <w:gridCol w:w="2209"/>
-        <w:gridCol w:w="2200"/>
-        <w:gridCol w:w="2644"/>
+        <w:gridCol w:w="2719"/>
+        <w:gridCol w:w="2515"/>
+        <w:gridCol w:w="1952"/>
+        <w:gridCol w:w="1675"/>
+        <w:gridCol w:w="2104"/>
+        <w:gridCol w:w="2024"/>
       </w:tblGrid>
       <w:tr>
         <w:trPr>
@@ -2470,7 +2329,7 @@
         </w:tc>
         <w:tc>
           <w:tcPr>
-            <w:tcW w:w="3645" w:type="dxa"/>
+            <w:tcW w:w="2783" w:type="dxa"/>
             <w:shd w:val="clear" w:color="auto" w:fill="EDEDED" w:themeFill="accent3" w:themeFillTint="33"/>
           </w:tcPr>
           <w:p>
@@ -2490,7 +2349,7 @@
         </w:tc>
         <w:tc>
           <w:tcPr>
-            <w:tcW w:w="2291" w:type="dxa"/>
+            <w:tcW w:w="2551" w:type="dxa"/>
             <w:shd w:val="clear" w:color="auto" w:fill="EDEDED" w:themeFill="accent3" w:themeFillTint="33"/>
           </w:tcPr>
           <w:p>
@@ -2510,7 +2369,7 @@
         </w:tc>
         <w:tc>
           <w:tcPr>
-            <w:tcW w:w="2209" w:type="dxa"/>
+            <w:tcW w:w="1985" w:type="dxa"/>
             <w:shd w:val="clear" w:color="auto" w:fill="EDEDED" w:themeFill="accent3" w:themeFillTint="33"/>
           </w:tcPr>
           <w:p>
@@ -2525,29 +2384,13 @@
                 <w:b/>
                 <w:lang w:val="en-US"/>
               </w:rPr>
-              <w:t>{</w:t>
-            </w:r>
-            <w:proofErr w:type="spellStart"/>
-            <w:r>
-              <w:rPr>
-                <w:b/>
-                <w:lang w:val="en-US"/>
-              </w:rPr>
-              <w:t>ca_tb</w:t>
-            </w:r>
-            <w:proofErr w:type="spellEnd"/>
-            <w:r>
-              <w:rPr>
-                <w:b/>
-                <w:lang w:val="en-US"/>
-              </w:rPr>
-              <w:t>}</w:t>
+              <w:t>{ca_tb}</w:t>
             </w:r>
           </w:p>
         </w:tc>
         <w:tc>
           <w:tcPr>
-            <w:tcW w:w="2200" w:type="dxa"/>
+            <w:tcW w:w="1701" w:type="dxa"/>
             <w:shd w:val="clear" w:color="auto" w:fill="EDEDED" w:themeFill="accent3" w:themeFillTint="33"/>
           </w:tcPr>
           <w:p>
@@ -2567,7 +2410,7 @@
         </w:tc>
         <w:tc>
           <w:tcPr>
-            <w:tcW w:w="2644" w:type="dxa"/>
+            <w:tcW w:w="2126" w:type="dxa"/>
             <w:shd w:val="clear" w:color="auto" w:fill="EDEDED" w:themeFill="accent3" w:themeFillTint="33"/>
           </w:tcPr>
           <w:p>
@@ -2581,7 +2424,41 @@
               <w:rPr>
                 <w:b/>
               </w:rPr>
-              <w:t>Табельный номер</w:t>
+              <w:t xml:space="preserve">Табельный </w:t>
+            </w:r>
+          </w:p>
+          <w:p>
+            <w:pPr>
+              <w:jc w:val="center"/>
+              <w:rPr>
+                <w:b/>
+              </w:rPr>
+            </w:pPr>
+            <w:r>
+              <w:rPr>
+                <w:b/>
+              </w:rPr>
+              <w:t>номер</w:t>
+            </w:r>
+          </w:p>
+        </w:tc>
+        <w:tc>
+          <w:tcPr>
+            <w:tcW w:w="1843" w:type="dxa"/>
+            <w:shd w:val="clear" w:color="auto" w:fill="EDEDED" w:themeFill="accent3" w:themeFillTint="33"/>
+          </w:tcPr>
+          <w:p>
+            <w:pPr>
+              <w:jc w:val="center"/>
+              <w:rPr>
+                <w:b/>
+              </w:rPr>
+            </w:pPr>
+            <w:r>
+              <w:rPr>
+                <w:b/>
+              </w:rPr>
+              <w:t>Уровень доступа</w:t>
             </w:r>
           </w:p>
         </w:tc>
@@ -2626,7 +2503,7 @@
         </w:tc>
         <w:tc>
           <w:tcPr>
-            <w:tcW w:w="3645" w:type="dxa"/>
+            <w:tcW w:w="2783" w:type="dxa"/>
             <w:shd w:val="clear" w:color="auto" w:fill="auto"/>
           </w:tcPr>
           <w:p>
@@ -2640,14 +2517,12 @@
             <w:r>
               <w:t>{</w:t>
             </w:r>
-            <w:proofErr w:type="spellStart"/>
             <w:r>
               <w:rPr>
                 <w:lang w:val="en-US"/>
               </w:rPr>
               <w:t>fio</w:t>
             </w:r>
-            <w:proofErr w:type="spellEnd"/>
             <w:r>
               <w:t>}</w:t>
             </w:r>
@@ -2655,7 +2530,7 @@
         </w:tc>
         <w:tc>
           <w:tcPr>
-            <w:tcW w:w="2291" w:type="dxa"/>
+            <w:tcW w:w="2551" w:type="dxa"/>
             <w:shd w:val="clear" w:color="auto" w:fill="auto"/>
           </w:tcPr>
           <w:p>
@@ -2688,7 +2563,7 @@
         </w:tc>
         <w:tc>
           <w:tcPr>
-            <w:tcW w:w="2209" w:type="dxa"/>
+            <w:tcW w:w="1985" w:type="dxa"/>
             <w:shd w:val="clear" w:color="auto" w:fill="auto"/>
           </w:tcPr>
           <w:p>
@@ -2721,7 +2596,7 @@
         </w:tc>
         <w:tc>
           <w:tcPr>
-            <w:tcW w:w="2200" w:type="dxa"/>
+            <w:tcW w:w="1701" w:type="dxa"/>
             <w:shd w:val="clear" w:color="auto" w:fill="auto"/>
           </w:tcPr>
           <w:p>
@@ -2748,7 +2623,7 @@
         </w:tc>
         <w:tc>
           <w:tcPr>
-            <w:tcW w:w="2644" w:type="dxa"/>
+            <w:tcW w:w="2126" w:type="dxa"/>
             <w:shd w:val="clear" w:color="auto" w:fill="auto"/>
           </w:tcPr>
           <w:p>
@@ -2768,16 +2643,36 @@
             <w:r>
               <w:t>{</w:t>
             </w:r>
-            <w:proofErr w:type="spellStart"/>
             <w:r>
               <w:rPr>
                 <w:lang w:val="en-US"/>
               </w:rPr>
               <w:t>tn</w:t>
             </w:r>
-            <w:proofErr w:type="spellEnd"/>
             <w:r>
               <w:t>}</w:t>
+            </w:r>
+          </w:p>
+        </w:tc>
+        <w:tc>
+          <w:tcPr>
+            <w:tcW w:w="1843" w:type="dxa"/>
+          </w:tcPr>
+          <w:p>
+            <w:pPr>
+              <w:suppressLineNumbers/>
+              <w:jc w:val="center"/>
+              <w:rPr>
+                <w:color w:val="000000" w:themeColor="text1"/>
+                <w:lang w:val="en-US"/>
+              </w:rPr>
+            </w:pPr>
+            <w:r>
+              <w:rPr>
+                <w:color w:val="000000" w:themeColor="text1"/>
+                <w:lang w:val="en-US"/>
+              </w:rPr>
+              <w:t>{lvl}</w:t>
             </w:r>
             <w:r>
               <w:rPr>
@@ -2856,7 +2751,6 @@
         </w:rPr>
         <w:t>{</w:t>
       </w:r>
-      <w:proofErr w:type="spellStart"/>
       <w:r>
         <w:rPr>
           <w:rFonts w:ascii="Times New Roman" w:hAnsi="Times New Roman"/>
@@ -2865,7 +2759,6 @@
         </w:rPr>
         <w:t>pril</w:t>
       </w:r>
-      <w:proofErr w:type="spellEnd"/>
       <w:r>
         <w:rPr>
           <w:rFonts w:ascii="Times New Roman" w:hAnsi="Times New Roman"/>
@@ -2936,13 +2829,6 @@
           <w:b/>
         </w:rPr>
         <w:t>Банка</w:t>
-      </w:r>
-      <w:r>
-        <w:rPr>
-          <w:rStyle w:val="af"/>
-          <w:rFonts w:ascii="Times New Roman" w:hAnsi="Times New Roman"/>
-        </w:rPr>
-        <w:footnoteReference w:id="4"/>
       </w:r>
     </w:p>
     <w:p>
@@ -3022,6 +2908,12 @@
               </w:rPr>
               <w:t>Процессы</w:t>
             </w:r>
+            <w:r>
+              <w:rPr>
+                <w:rStyle w:val="af"/>
+              </w:rPr>
+              <w:footnoteReference w:id="4"/>
+            </w:r>
           </w:p>
         </w:tc>
       </w:tr>
@@ -3308,14 +3200,12 @@
             <w:r>
               <w:t>{</w:t>
             </w:r>
-            <w:proofErr w:type="spellStart"/>
             <w:r>
               <w:rPr>
                 <w:lang w:val="en-US"/>
               </w:rPr>
               <w:t>kp_code</w:t>
             </w:r>
-            <w:proofErr w:type="spellEnd"/>
             <w:r>
               <w:t>}</w:t>
             </w:r>
@@ -3340,14 +3230,12 @@
             <w:r>
               <w:t>{</w:t>
             </w:r>
-            <w:proofErr w:type="spellStart"/>
             <w:r>
               <w:rPr>
                 <w:lang w:val="en-US"/>
               </w:rPr>
               <w:t>kp_name</w:t>
             </w:r>
-            <w:proofErr w:type="spellEnd"/>
             <w:r>
               <w:t>}</w:t>
             </w:r>
@@ -3372,14 +3260,12 @@
             <w:r>
               <w:t>{</w:t>
             </w:r>
-            <w:proofErr w:type="spellStart"/>
             <w:r>
               <w:rPr>
                 <w:lang w:val="en-US"/>
               </w:rPr>
               <w:t>kp_owner</w:t>
             </w:r>
-            <w:proofErr w:type="spellEnd"/>
             <w:r>
               <w:t>}</w:t>
             </w:r>
@@ -3405,7 +3291,6 @@
             <w:r>
               <w:t>{</w:t>
             </w:r>
-            <w:proofErr w:type="spellStart"/>
             <w:r>
               <w:rPr>
                 <w:lang w:val="en-US"/>
@@ -3418,7 +3303,6 @@
               </w:rPr>
               <w:t>i</w:t>
             </w:r>
-            <w:proofErr w:type="spellEnd"/>
             <w:r>
               <w:t>}</w:t>
             </w:r>
@@ -3443,14 +3327,12 @@
             <w:r>
               <w:t>{</w:t>
             </w:r>
-            <w:proofErr w:type="spellStart"/>
             <w:r>
               <w:rPr>
                 <w:lang w:val="en-US"/>
               </w:rPr>
               <w:t>p_code</w:t>
             </w:r>
-            <w:proofErr w:type="spellEnd"/>
             <w:r>
               <w:t>}</w:t>
             </w:r>
@@ -3475,14 +3357,12 @@
             <w:r>
               <w:t>{</w:t>
             </w:r>
-            <w:proofErr w:type="spellStart"/>
             <w:r>
               <w:rPr>
                 <w:lang w:val="en-US"/>
               </w:rPr>
               <w:t>p_name</w:t>
             </w:r>
-            <w:proofErr w:type="spellEnd"/>
             <w:r>
               <w:t>}</w:t>
             </w:r>
@@ -3507,14 +3387,12 @@
             <w:r>
               <w:t>{</w:t>
             </w:r>
-            <w:proofErr w:type="spellStart"/>
             <w:r>
               <w:rPr>
                 <w:lang w:val="en-US"/>
               </w:rPr>
               <w:t>p_owner</w:t>
             </w:r>
-            <w:proofErr w:type="spellEnd"/>
             <w:r>
               <w:t>}</w:t>
             </w:r>
@@ -3556,7 +3434,6 @@
         <w:rPr>
           <w:rFonts w:ascii="Times New Roman" w:hAnsi="Times New Roman"/>
           <w:b/>
-          <w:lang w:val="en-US"/>
         </w:rPr>
         <w:t>/</w:t>
       </w:r>
@@ -3614,7 +3491,6 @@
         </w:rPr>
         <w:t>{</w:t>
       </w:r>
-      <w:proofErr w:type="spellStart"/>
       <w:r>
         <w:rPr>
           <w:rFonts w:ascii="Times New Roman" w:hAnsi="Times New Roman"/>
@@ -3625,7 +3501,6 @@
         </w:rPr>
         <w:t>pril</w:t>
       </w:r>
-      <w:proofErr w:type="spellEnd"/>
       <w:r>
         <w:rPr>
           <w:rFonts w:ascii="Times New Roman" w:hAnsi="Times New Roman"/>
@@ -3635,7 +3510,6 @@
         </w:rPr>
         <w:t>_</w:t>
       </w:r>
-      <w:proofErr w:type="spellStart"/>
       <w:r>
         <w:rPr>
           <w:rFonts w:ascii="Times New Roman" w:hAnsi="Times New Roman"/>
@@ -3646,7 +3520,6 @@
         </w:rPr>
         <w:t>aski</w:t>
       </w:r>
-      <w:proofErr w:type="spellEnd"/>
       <w:r>
         <w:rPr>
           <w:rFonts w:ascii="Times New Roman" w:hAnsi="Times New Roman"/>
@@ -3741,7 +3614,6 @@
         </w:rPr>
         <w:t>{</w:t>
       </w:r>
-      <w:proofErr w:type="spellStart"/>
       <w:r>
         <w:rPr>
           <w:rFonts w:ascii="Times New Roman" w:hAnsi="Times New Roman"/>
@@ -3750,7 +3622,6 @@
         </w:rPr>
         <w:t>pv</w:t>
       </w:r>
-      <w:proofErr w:type="spellEnd"/>
       <w:r>
         <w:rPr>
           <w:rFonts w:ascii="Times New Roman" w:hAnsi="Times New Roman"/>
@@ -3758,7 +3629,6 @@
         </w:rPr>
         <w:t>_</w:t>
       </w:r>
-      <w:proofErr w:type="spellStart"/>
       <w:r>
         <w:rPr>
           <w:rFonts w:ascii="Times New Roman" w:hAnsi="Times New Roman"/>
@@ -3767,7 +3637,6 @@
         </w:rPr>
         <w:t>ases</w:t>
       </w:r>
-      <w:proofErr w:type="spellEnd"/>
       <w:r>
         <w:rPr>
           <w:rFonts w:ascii="Times New Roman" w:hAnsi="Times New Roman"/>
@@ -3786,463 +3655,24 @@
         </w:rPr>
       </w:pPr>
     </w:p>
-    <w:tbl>
-      <w:tblPr>
-        <w:tblStyle w:val="af0"/>
-        <w:tblW w:w="5000" w:type="pct"/>
-        <w:tblLook w:val="04A0" w:firstRow="1" w:lastRow="0" w:firstColumn="1" w:lastColumn="0" w:noHBand="0" w:noVBand="1"/>
-      </w:tblPr>
-      <w:tblGrid>
-        <w:gridCol w:w="1252"/>
-        <w:gridCol w:w="2637"/>
-        <w:gridCol w:w="2219"/>
-        <w:gridCol w:w="3059"/>
-        <w:gridCol w:w="2452"/>
-        <w:gridCol w:w="1707"/>
-        <w:gridCol w:w="1831"/>
-      </w:tblGrid>
-      <w:tr>
-        <w:trPr>
-          <w:trHeight w:val="1011"/>
-          <w:tblHeader/>
-        </w:trPr>
-        <w:tc>
-          <w:tcPr>
-            <w:tcW w:w="413" w:type="pct"/>
-            <w:shd w:val="clear" w:color="auto" w:fill="EDEDED" w:themeFill="accent3" w:themeFillTint="33"/>
-            <w:vAlign w:val="center"/>
-          </w:tcPr>
-          <w:p>
-            <w:pPr>
-              <w:suppressAutoHyphens/>
-              <w:jc w:val="center"/>
-              <w:rPr>
-                <w:b/>
-                <w:szCs w:val="20"/>
-              </w:rPr>
-            </w:pPr>
-            <w:r>
-              <w:rPr>
-                <w:b/>
-                <w:szCs w:val="20"/>
-              </w:rPr>
-              <w:t>№ п/п</w:t>
-            </w:r>
-          </w:p>
-        </w:tc>
-        <w:tc>
-          <w:tcPr>
-            <w:tcW w:w="870" w:type="pct"/>
-            <w:shd w:val="clear" w:color="auto" w:fill="EDEDED" w:themeFill="accent3" w:themeFillTint="33"/>
-            <w:vAlign w:val="center"/>
-          </w:tcPr>
-          <w:p>
-            <w:pPr>
-              <w:suppressAutoHyphens/>
-              <w:jc w:val="center"/>
-              <w:rPr>
-                <w:b/>
-                <w:szCs w:val="20"/>
-              </w:rPr>
-            </w:pPr>
-            <w:r>
-              <w:rPr>
-                <w:b/>
-                <w:szCs w:val="20"/>
-              </w:rPr>
-              <w:t>Наименование информационного ресурса</w:t>
-            </w:r>
-            <w:r>
-              <w:rPr>
-                <w:rStyle w:val="af"/>
-                <w:b/>
-              </w:rPr>
-              <w:footnoteReference w:id="5"/>
-            </w:r>
-          </w:p>
-        </w:tc>
-        <w:tc>
-          <w:tcPr>
-            <w:tcW w:w="732" w:type="pct"/>
-            <w:shd w:val="clear" w:color="auto" w:fill="EDEDED" w:themeFill="accent3" w:themeFillTint="33"/>
-            <w:vAlign w:val="center"/>
-          </w:tcPr>
-          <w:p>
-            <w:pPr>
-              <w:suppressAutoHyphens/>
-              <w:jc w:val="center"/>
-              <w:rPr>
-                <w:b/>
-                <w:szCs w:val="20"/>
-              </w:rPr>
-            </w:pPr>
-            <w:r>
-              <w:rPr>
-                <w:b/>
-                <w:szCs w:val="20"/>
-              </w:rPr>
-              <w:t>Номер информационного ресурса (КЭ)</w:t>
-            </w:r>
-          </w:p>
-        </w:tc>
-        <w:tc>
-          <w:tcPr>
-            <w:tcW w:w="1009" w:type="pct"/>
-            <w:shd w:val="clear" w:color="auto" w:fill="EDEDED" w:themeFill="accent3" w:themeFillTint="33"/>
-            <w:vAlign w:val="center"/>
-          </w:tcPr>
-          <w:p>
-            <w:pPr>
-              <w:suppressAutoHyphens/>
-              <w:jc w:val="center"/>
-              <w:rPr>
-                <w:b/>
-                <w:szCs w:val="20"/>
-              </w:rPr>
-            </w:pPr>
-            <w:r>
-              <w:rPr>
-                <w:b/>
-                <w:szCs w:val="20"/>
-              </w:rPr>
-              <w:t>Необходимая роль/группа доступа</w:t>
-            </w:r>
-          </w:p>
-        </w:tc>
-        <w:tc>
-          <w:tcPr>
-            <w:tcW w:w="809" w:type="pct"/>
-            <w:shd w:val="clear" w:color="auto" w:fill="EDEDED" w:themeFill="accent3" w:themeFillTint="33"/>
-            <w:vAlign w:val="center"/>
-          </w:tcPr>
-          <w:p>
-            <w:pPr>
-              <w:suppressAutoHyphens/>
-              <w:jc w:val="center"/>
-              <w:rPr>
-                <w:b/>
-                <w:szCs w:val="20"/>
-              </w:rPr>
-            </w:pPr>
-            <w:r>
-              <w:rPr>
-                <w:b/>
-                <w:szCs w:val="20"/>
-              </w:rPr>
-              <w:t>ФИО сотрудника</w:t>
-            </w:r>
-          </w:p>
-        </w:tc>
-        <w:tc>
-          <w:tcPr>
-            <w:tcW w:w="563" w:type="pct"/>
-            <w:shd w:val="clear" w:color="auto" w:fill="EDEDED" w:themeFill="accent3" w:themeFillTint="33"/>
-            <w:vAlign w:val="center"/>
-          </w:tcPr>
-          <w:p>
-            <w:pPr>
-              <w:suppressAutoHyphens/>
-              <w:jc w:val="center"/>
-              <w:rPr>
-                <w:b/>
-                <w:szCs w:val="20"/>
-              </w:rPr>
-            </w:pPr>
-            <w:r>
-              <w:rPr>
-                <w:b/>
-                <w:szCs w:val="20"/>
-              </w:rPr>
-              <w:t>Должность</w:t>
-            </w:r>
-          </w:p>
-        </w:tc>
-        <w:tc>
-          <w:tcPr>
-            <w:tcW w:w="604" w:type="pct"/>
-            <w:shd w:val="clear" w:color="auto" w:fill="EDEDED" w:themeFill="accent3" w:themeFillTint="33"/>
-            <w:vAlign w:val="center"/>
-          </w:tcPr>
-          <w:p>
-            <w:pPr>
-              <w:suppressAutoHyphens/>
-              <w:jc w:val="center"/>
-              <w:rPr>
-                <w:b/>
-                <w:szCs w:val="20"/>
-              </w:rPr>
-            </w:pPr>
-            <w:r>
-              <w:rPr>
-                <w:b/>
-                <w:szCs w:val="20"/>
-              </w:rPr>
-              <w:t>Табельный номер</w:t>
-            </w:r>
-          </w:p>
-        </w:tc>
-      </w:tr>
-      <w:tr>
-        <w:trPr>
-          <w:trHeight w:val="1290"/>
-        </w:trPr>
-        <w:tc>
-          <w:tcPr>
-            <w:tcW w:w="413" w:type="pct"/>
-            <w:vAlign w:val="center"/>
-          </w:tcPr>
-          <w:p>
-            <w:pPr>
-              <w:suppressAutoHyphens/>
-              <w:jc w:val="center"/>
-              <w:rPr>
-                <w:color w:val="000000" w:themeColor="text1"/>
-              </w:rPr>
-            </w:pPr>
-            <w:r>
-              <w:rPr>
-                <w:color w:val="000000"/>
-                <w:lang w:val="en-US"/>
-              </w:rPr>
-              <w:t>{#aski}</w:t>
-            </w:r>
-            <w:r>
-              <w:rPr>
-                <w:color w:val="000000" w:themeColor="text1"/>
-                <w:lang w:val="en-US"/>
-              </w:rPr>
-              <w:t>{</w:t>
-            </w:r>
-            <w:r>
-              <w:rPr>
-                <w:color w:val="000000" w:themeColor="text1"/>
-                <w:lang w:val="en-US"/>
-              </w:rPr>
-              <w:t>i</w:t>
-            </w:r>
-            <w:r>
-              <w:rPr>
-                <w:color w:val="000000" w:themeColor="text1"/>
-                <w:lang w:val="en-US"/>
-              </w:rPr>
-              <w:t>}</w:t>
-            </w:r>
-          </w:p>
-        </w:tc>
-        <w:tc>
-          <w:tcPr>
-            <w:tcW w:w="870" w:type="pct"/>
-            <w:shd w:val="clear" w:color="auto" w:fill="auto"/>
-            <w:vAlign w:val="center"/>
-          </w:tcPr>
-          <w:p>
-            <w:pPr>
-              <w:suppressAutoHyphens/>
-              <w:jc w:val="center"/>
-              <w:rPr>
-                <w:color w:val="000000" w:themeColor="text1"/>
-              </w:rPr>
-            </w:pPr>
-            <w:r>
-              <w:rPr>
-                <w:lang w:val="en-US"/>
-              </w:rPr>
-              <w:t>{</w:t>
-            </w:r>
-            <w:r>
-              <w:rPr>
-                <w:lang w:val="en-US"/>
-              </w:rPr>
-              <w:t>name</w:t>
-            </w:r>
-            <w:r>
-              <w:rPr>
-                <w:lang w:val="en-US"/>
-              </w:rPr>
-              <w:t>}</w:t>
-            </w:r>
-          </w:p>
-        </w:tc>
-        <w:tc>
-          <w:tcPr>
-            <w:tcW w:w="732" w:type="pct"/>
-            <w:vAlign w:val="center"/>
-          </w:tcPr>
-          <w:p>
-            <w:pPr>
-              <w:suppressAutoHyphens/>
-              <w:jc w:val="center"/>
-              <w:rPr>
-                <w:color w:val="000000" w:themeColor="text1"/>
-              </w:rPr>
-            </w:pPr>
-            <w:r>
-              <w:rPr>
-                <w:lang w:val="en-US"/>
-              </w:rPr>
-              <w:t>{</w:t>
-            </w:r>
-            <w:proofErr w:type="spellStart"/>
-            <w:r>
-              <w:rPr>
-                <w:lang w:val="en-US"/>
-              </w:rPr>
-              <w:t>ke</w:t>
-            </w:r>
-            <w:proofErr w:type="spellEnd"/>
-            <w:r>
-              <w:rPr>
-                <w:lang w:val="en-US"/>
-              </w:rPr>
-              <w:t>}</w:t>
-            </w:r>
-          </w:p>
-        </w:tc>
-        <w:tc>
-          <w:tcPr>
-            <w:tcW w:w="1009" w:type="pct"/>
-            <w:vAlign w:val="center"/>
-          </w:tcPr>
-          <w:p>
-            <w:pPr>
-              <w:suppressAutoHyphens/>
-              <w:jc w:val="center"/>
-              <w:rPr>
-                <w:color w:val="000000" w:themeColor="text1"/>
-                <w:highlight w:val="yellow"/>
-              </w:rPr>
-            </w:pPr>
-            <w:r>
-              <w:rPr>
-                <w:lang w:val="en-US"/>
-              </w:rPr>
-              <w:t>{</w:t>
-            </w:r>
-            <w:r>
-              <w:rPr>
-                <w:lang w:val="en-US"/>
-              </w:rPr>
-              <w:t>roles</w:t>
-            </w:r>
-            <w:r>
-              <w:rPr>
-                <w:lang w:val="en-US"/>
-              </w:rPr>
-              <w:t>}</w:t>
-            </w:r>
-          </w:p>
-        </w:tc>
-        <w:tc>
-          <w:tcPr>
-            <w:tcW w:w="809" w:type="pct"/>
-            <w:vAlign w:val="center"/>
-          </w:tcPr>
-          <w:p>
-            <w:pPr>
-              <w:jc w:val="center"/>
-              <w:rPr>
-                <w:color w:val="000000" w:themeColor="text1"/>
-              </w:rPr>
-            </w:pPr>
-            <w:r>
-              <w:t>{</w:t>
-            </w:r>
-            <w:r>
-              <w:rPr>
-                <w:lang w:val="en-US"/>
-              </w:rPr>
-              <w:t>emp</w:t>
-            </w:r>
-            <w:r>
-              <w:t>_</w:t>
-            </w:r>
-            <w:r>
-              <w:rPr>
-                <w:lang w:val="en-US"/>
-              </w:rPr>
-              <w:t>name</w:t>
-            </w:r>
-            <w:r>
-              <w:t>}</w:t>
-            </w:r>
-          </w:p>
-        </w:tc>
-        <w:tc>
-          <w:tcPr>
-            <w:tcW w:w="563" w:type="pct"/>
-            <w:vAlign w:val="center"/>
-          </w:tcPr>
-          <w:p>
-            <w:pPr>
-              <w:jc w:val="center"/>
-              <w:rPr>
-                <w:color w:val="000000" w:themeColor="text1"/>
-              </w:rPr>
-            </w:pPr>
-            <w:r>
-              <w:t>{</w:t>
-            </w:r>
-            <w:r>
-              <w:rPr>
-                <w:lang w:val="en-US"/>
-              </w:rPr>
-              <w:t>title</w:t>
-            </w:r>
-            <w:r>
-              <w:t>}</w:t>
-            </w:r>
-          </w:p>
-        </w:tc>
-        <w:tc>
-          <w:tcPr>
-            <w:tcW w:w="604" w:type="pct"/>
-            <w:vAlign w:val="center"/>
-          </w:tcPr>
-          <w:p>
-            <w:pPr>
-              <w:jc w:val="center"/>
-              <w:rPr>
-                <w:color w:val="000000" w:themeColor="text1"/>
-              </w:rPr>
-            </w:pPr>
-            <w:r>
-              <w:t>{</w:t>
-            </w:r>
-            <w:proofErr w:type="spellStart"/>
-            <w:r>
-              <w:rPr>
-                <w:lang w:val="en-US"/>
-              </w:rPr>
-              <w:t>tn</w:t>
-            </w:r>
-            <w:proofErr w:type="spellEnd"/>
-            <w:r>
-              <w:t>}</w:t>
-            </w:r>
-            <w:r>
-              <w:rPr>
-                <w:color w:val="000000"/>
-              </w:rPr>
-              <w:t>{/</w:t>
-            </w:r>
-            <w:proofErr w:type="spellStart"/>
-            <w:r>
-              <w:rPr>
-                <w:color w:val="000000"/>
-              </w:rPr>
-              <w:t>aski</w:t>
-            </w:r>
-            <w:proofErr w:type="spellEnd"/>
-            <w:r>
-              <w:rPr>
-                <w:color w:val="000000"/>
-              </w:rPr>
-              <w:t>}</w:t>
-            </w:r>
-          </w:p>
-        </w:tc>
-      </w:tr>
-    </w:tbl>
+    <w:p>
+      <w:pPr>
+        <w:tabs>
+          <w:tab w:val="left" w:pos="9343"/>
+        </w:tabs>
+        <w:rPr>
+          <w:rFonts w:ascii="Times New Roman" w:hAnsi="Times New Roman"/>
+          <w:b/>
+        </w:rPr>
+      </w:pPr>
+      <w:r>
+        <w:rPr>
+          <w:rFonts w:ascii="Times New Roman" w:hAnsi="Times New Roman"/>
+          <w:b/>
+        </w:rPr>
+        <w:t>{@aski_table}</w:t>
+      </w:r>
+    </w:p>
     <w:p>
       <w:pPr>
         <w:tabs>
@@ -4445,25 +3875,7 @@
         <w:rPr>
           <w:rFonts w:ascii="Times New Roman" w:hAnsi="Times New Roman"/>
         </w:rPr>
-        <w:t xml:space="preserve">о аудита ПАО Сбербанк на </w:t>
-      </w:r>
-      <w:r>
-        <w:rPr>
-          <w:rFonts w:ascii="Times New Roman" w:hAnsi="Times New Roman"/>
-        </w:rPr>
-        <w:t>202</w:t>
-      </w:r>
-      <w:r>
-        <w:rPr>
-          <w:rFonts w:ascii="Times New Roman" w:hAnsi="Times New Roman"/>
-        </w:rPr>
-        <w:t>6</w:t>
-      </w:r>
-      <w:r>
-        <w:rPr>
-          <w:rFonts w:ascii="Times New Roman" w:hAnsi="Times New Roman"/>
-        </w:rPr>
-        <w:t xml:space="preserve"> год</w:t>
+        <w:t>о аудита ПАО Сбербанк</w:t>
       </w:r>
       <w:r>
         <w:rPr>
@@ -4499,7 +3911,13 @@
         <w:rPr>
           <w:rFonts w:ascii="Times New Roman" w:hAnsi="Times New Roman"/>
         </w:rPr>
-        <w:t xml:space="preserve"> Наименование путей и процессов утверждены Распоряжением от 28.01.2022 № 202-Р «Об утверждении Реестра Клиентских путей и Реестра Процессов ПАО Сбербанк»</w:t>
+        <w:t xml:space="preserve"> </w:t>
+      </w:r>
+      <w:r>
+        <w:rPr>
+          <w:rFonts w:ascii="Times New Roman" w:hAnsi="Times New Roman"/>
+        </w:rPr>
+        <w:t>В исключительных случаях, определяемых руководством СВА, допускается не указывать количество проверяемых клиентских путей и процессов Банка</w:t>
       </w:r>
     </w:p>
   </w:footnote>
@@ -4585,38 +4003,160 @@
         <w:rPr>
           <w:rFonts w:ascii="Times New Roman" w:hAnsi="Times New Roman"/>
         </w:rPr>
-        <w:t xml:space="preserve"> Наименование путей и процессов утверждены Распоряжением от 28.01.2022 № 202-Р «Об утверждении Реестра Клиентских путей и Реестра Процессов ПАО Сбербанк»</w:t>
-      </w:r>
-    </w:p>
-  </w:footnote>
-  <w:footnote w:id="5">
-    <w:p>
-      <w:pPr>
-        <w:pStyle w:val="ad"/>
-        <w:jc w:val="both"/>
-        <w:rPr>
-          <w:rFonts w:ascii="Times New Roman" w:hAnsi="Times New Roman"/>
-        </w:rPr>
-      </w:pPr>
-      <w:r>
-        <w:rPr>
-          <w:rStyle w:val="af"/>
-          <w:rFonts w:ascii="Times New Roman" w:hAnsi="Times New Roman"/>
-        </w:rPr>
-        <w:footnoteRef/>
-      </w:r>
-      <w:r>
-        <w:rPr>
-          <w:rFonts w:ascii="Times New Roman" w:hAnsi="Times New Roman"/>
-        </w:rPr>
-        <w:t xml:space="preserve"> </w:t>
-      </w:r>
-      <w:r>
-        <w:rPr>
-          <w:rFonts w:ascii="Times New Roman" w:hAnsi="Times New Roman"/>
-        </w:rPr>
-        <w:t>Сокращения по тексту используются согласно Технологической схеме процесса «Управление Каталогом ИТ-услуг» в ПАО Сбербанк от 20.10.2020 № 4381-3</w:t>
-      </w:r>
+        <w:t xml:space="preserve"> Реестр КП и П размещен (ссылка внешняя): </w:t>
+      </w:r>
+      <w:hyperlink r:id="rId1" w:history="1">
+        <w:r>
+          <w:rPr>
+            <w:rStyle w:val="a3"/>
+            <w:rFonts w:ascii="Times New Roman" w:hAnsi="Times New Roman"/>
+            <w:lang w:val="en-US"/>
+          </w:rPr>
+          <w:t>https</w:t>
+        </w:r>
+        <w:r>
+          <w:rPr>
+            <w:rStyle w:val="a3"/>
+            <w:rFonts w:ascii="Times New Roman" w:hAnsi="Times New Roman"/>
+          </w:rPr>
+          <w:t>://</w:t>
+        </w:r>
+        <w:r>
+          <w:rPr>
+            <w:rStyle w:val="a3"/>
+            <w:rFonts w:ascii="Times New Roman" w:hAnsi="Times New Roman"/>
+            <w:lang w:val="en-US"/>
+          </w:rPr>
+          <w:t>sbatlas</w:t>
+        </w:r>
+        <w:r>
+          <w:rPr>
+            <w:rStyle w:val="a3"/>
+            <w:rFonts w:ascii="Times New Roman" w:hAnsi="Times New Roman"/>
+          </w:rPr>
+          <w:t>.</w:t>
+        </w:r>
+        <w:r>
+          <w:rPr>
+            <w:rStyle w:val="a3"/>
+            <w:rFonts w:ascii="Times New Roman" w:hAnsi="Times New Roman"/>
+            <w:lang w:val="en-US"/>
+          </w:rPr>
+          <w:t>sigma</w:t>
+        </w:r>
+        <w:r>
+          <w:rPr>
+            <w:rStyle w:val="a3"/>
+            <w:rFonts w:ascii="Times New Roman" w:hAnsi="Times New Roman"/>
+          </w:rPr>
+          <w:t>.</w:t>
+        </w:r>
+        <w:r>
+          <w:rPr>
+            <w:rStyle w:val="a3"/>
+            <w:rFonts w:ascii="Times New Roman" w:hAnsi="Times New Roman"/>
+            <w:lang w:val="en-US"/>
+          </w:rPr>
+          <w:t>sbrf</w:t>
+        </w:r>
+        <w:r>
+          <w:rPr>
+            <w:rStyle w:val="a3"/>
+            <w:rFonts w:ascii="Times New Roman" w:hAnsi="Times New Roman"/>
+          </w:rPr>
+          <w:t>.</w:t>
+        </w:r>
+        <w:r>
+          <w:rPr>
+            <w:rStyle w:val="a3"/>
+            <w:rFonts w:ascii="Times New Roman" w:hAnsi="Times New Roman"/>
+            <w:lang w:val="en-US"/>
+          </w:rPr>
+          <w:t>ru</w:t>
+        </w:r>
+        <w:r>
+          <w:rPr>
+            <w:rStyle w:val="a3"/>
+            <w:rFonts w:ascii="Times New Roman" w:hAnsi="Times New Roman"/>
+          </w:rPr>
+          <w:t>/</w:t>
+        </w:r>
+        <w:r>
+          <w:rPr>
+            <w:rStyle w:val="a3"/>
+            <w:rFonts w:ascii="Times New Roman" w:hAnsi="Times New Roman"/>
+            <w:lang w:val="en-US"/>
+          </w:rPr>
+          <w:t>wiki</w:t>
+        </w:r>
+        <w:r>
+          <w:rPr>
+            <w:rStyle w:val="a3"/>
+            <w:rFonts w:ascii="Times New Roman" w:hAnsi="Times New Roman"/>
+          </w:rPr>
+          <w:t>/</w:t>
+        </w:r>
+        <w:r>
+          <w:rPr>
+            <w:rStyle w:val="a3"/>
+            <w:rFonts w:ascii="Times New Roman" w:hAnsi="Times New Roman"/>
+            <w:lang w:val="en-US"/>
+          </w:rPr>
+          <w:t>pages</w:t>
+        </w:r>
+        <w:r>
+          <w:rPr>
+            <w:rStyle w:val="a3"/>
+            <w:rFonts w:ascii="Times New Roman" w:hAnsi="Times New Roman"/>
+          </w:rPr>
+          <w:t>/</w:t>
+        </w:r>
+        <w:r>
+          <w:rPr>
+            <w:rStyle w:val="a3"/>
+            <w:rFonts w:ascii="Times New Roman" w:hAnsi="Times New Roman"/>
+            <w:lang w:val="en-US"/>
+          </w:rPr>
+          <w:t>viewpage</w:t>
+        </w:r>
+        <w:r>
+          <w:rPr>
+            <w:rStyle w:val="a3"/>
+            <w:rFonts w:ascii="Times New Roman" w:hAnsi="Times New Roman"/>
+          </w:rPr>
+          <w:t>.</w:t>
+        </w:r>
+        <w:r>
+          <w:rPr>
+            <w:rStyle w:val="a3"/>
+            <w:rFonts w:ascii="Times New Roman" w:hAnsi="Times New Roman"/>
+            <w:lang w:val="en-US"/>
+          </w:rPr>
+          <w:t>action</w:t>
+        </w:r>
+        <w:r>
+          <w:rPr>
+            <w:rStyle w:val="a3"/>
+            <w:rFonts w:ascii="Times New Roman" w:hAnsi="Times New Roman"/>
+          </w:rPr>
+          <w:t>?</w:t>
+        </w:r>
+        <w:r>
+          <w:rPr>
+            <w:rStyle w:val="a3"/>
+            <w:rFonts w:ascii="Times New Roman" w:hAnsi="Times New Roman"/>
+            <w:lang w:val="en-US"/>
+          </w:rPr>
+          <w:t>pageId</w:t>
+        </w:r>
+        <w:r>
+          <w:rPr>
+            <w:rStyle w:val="a3"/>
+            <w:rFonts w:ascii="Times New Roman" w:hAnsi="Times New Roman"/>
+          </w:rPr>
+          <w:t>=1592127088</w:t>
+        </w:r>
+      </w:hyperlink>
     </w:p>
   </w:footnote>
 </w:footnotes>
@@ -6444,6 +5984,18 @@
       <w:szCs w:val="20"/>
     </w:rPr>
   </w:style>
+  <w:style w:type="character" w:styleId="af4">
+    <w:name w:val="Unresolved Mention"/>
+    <w:basedOn w:val="a0"/>
+    <w:uiPriority w:val="99"/>
+    <w:semiHidden/>
+    <w:unhideWhenUsed/>
+    <w:rsid w:val="00D8540C"/>
+    <w:rPr>
+      <w:color w:val="605E5C"/>
+      <w:shd w:val="clear" w:color="auto" w:fill="E1DFDD"/>
+    </w:rPr>
+  </w:style>
 </w:styles>
 </file>
 

--- a/templates/TemplateOrderExecuteOrPrepAudit2026.docx
+++ b/templates/TemplateOrderExecuteOrPrepAudit2026.docx
@@ -74,18 +74,12 @@
         <w:spacing w:line="214" w:lineRule="auto"/>
         <w:rPr>
           <w:rFonts w:ascii="SB Sans Text Semibold" w:hAnsi="SB Sans Text Semibold" w:cs="SB Sans Text Semibold"/>
-          <w:color w:val="000000" w:themeColor="text1"/>
-          <w:lang w:val="en-US"/>
-        </w:rPr>
-      </w:pPr>
-      <w:r>
-        <w:rPr>
-          <w:rFonts w:ascii="SB Sans Text Semibold" w:hAnsi="SB Sans Text Semibold" w:cs="SB Sans Text Semibold"/>
-          <w:color w:val="000000" w:themeColor="text1"/>
-          <w:lang w:val="en-US"/>
-        </w:rPr>
-        <w:t>{#showTB}</w:t>
-      </w:r>
+          <w:b/>
+          <w:bCs/>
+          <w:color w:val="000000" w:themeColor="text1"/>
+          <w:lang w:val="en-US"/>
+        </w:rPr>
+      </w:pPr>
     </w:p>
     <w:p>
       <w:pPr>
@@ -95,18 +89,12 @@
         <w:spacing w:line="214" w:lineRule="auto"/>
         <w:rPr>
           <w:rFonts w:ascii="SB Sans Text Semibold" w:hAnsi="SB Sans Text Semibold" w:cs="SB Sans Text Semibold"/>
-          <w:color w:val="000000" w:themeColor="text1"/>
-          <w:lang w:val="en-US"/>
-        </w:rPr>
-      </w:pPr>
-      <w:r>
-        <w:rPr>
-          <w:rFonts w:ascii="SB Sans Text Semibold" w:hAnsi="SB Sans Text Semibold" w:cs="SB Sans Text Semibold"/>
-          <w:color w:val="000000" w:themeColor="text1"/>
-          <w:lang w:val="en-US"/>
-        </w:rPr>
-        <w:t>{TB_full_name}</w:t>
-      </w:r>
+          <w:b/>
+          <w:bCs/>
+          <w:color w:val="000000" w:themeColor="text1"/>
+          <w:lang w:val="en-US"/>
+        </w:rPr>
+      </w:pPr>
     </w:p>
     <w:p>
       <w:pPr>
@@ -116,6 +104,8 @@
         <w:spacing w:line="214" w:lineRule="auto"/>
         <w:rPr>
           <w:rFonts w:ascii="SB Sans Text Semibold" w:hAnsi="SB Sans Text Semibold" w:cs="SB Sans Text Semibold"/>
+          <w:b/>
+          <w:bCs/>
           <w:color w:val="000000" w:themeColor="text1"/>
           <w:lang w:val="en-US"/>
         </w:rPr>
@@ -123,10 +113,12 @@
       <w:r>
         <w:rPr>
           <w:rFonts w:ascii="SB Sans Text Semibold" w:hAnsi="SB Sans Text Semibold" w:cs="SB Sans Text Semibold"/>
-          <w:color w:val="000000" w:themeColor="text1"/>
-          <w:lang w:val="en-US"/>
-        </w:rPr>
-        <w:t>{/showTB}</w:t>
+          <w:b/>
+          <w:bCs/>
+          <w:color w:val="000000" w:themeColor="text1"/>
+          <w:lang w:val="en-US"/>
+        </w:rPr>
+        <w:t>{#showTB}</w:t>
       </w:r>
     </w:p>
     <w:p>
@@ -137,64 +129,43 @@
         <w:spacing w:line="214" w:lineRule="auto"/>
         <w:rPr>
           <w:rFonts w:ascii="SB Sans Text Semibold" w:hAnsi="SB Sans Text Semibold" w:cs="SB Sans Text Semibold"/>
-          <w:color w:val="000000" w:themeColor="text1"/>
-          <w:sz w:val="20"/>
-          <w:szCs w:val="20"/>
+          <w:b/>
+          <w:bCs/>
+          <w:color w:val="000000" w:themeColor="text1"/>
           <w:lang w:val="en-US"/>
         </w:rPr>
       </w:pPr>
       <w:r>
         <w:rPr>
           <w:rFonts w:ascii="SB Sans Text Semibold" w:hAnsi="SB Sans Text Semibold" w:cs="SB Sans Text Semibold"/>
-          <w:color w:val="000000" w:themeColor="text1"/>
-        </w:rPr>
-        <w:t>УПРАВЛЕНИЕ</w:t>
-      </w:r>
+          <w:b/>
+          <w:bCs/>
+          <w:color w:val="000000" w:themeColor="text1"/>
+          <w:lang w:val="en-US"/>
+        </w:rPr>
+        <w:t>{</w:t>
+      </w:r>
+      <w:proofErr w:type="spellStart"/>
       <w:r>
         <w:rPr>
           <w:rFonts w:ascii="SB Sans Text Semibold" w:hAnsi="SB Sans Text Semibold" w:cs="SB Sans Text Semibold"/>
-          <w:color w:val="000000" w:themeColor="text1"/>
-          <w:lang w:val="en-US"/>
-        </w:rPr>
-        <w:t xml:space="preserve"> </w:t>
-      </w:r>
+          <w:b/>
+          <w:bCs/>
+          <w:color w:val="000000" w:themeColor="text1"/>
+          <w:lang w:val="en-US"/>
+        </w:rPr>
+        <w:t>TB_full_name</w:t>
+      </w:r>
+      <w:proofErr w:type="spellEnd"/>
       <w:r>
         <w:rPr>
           <w:rFonts w:ascii="SB Sans Text Semibold" w:hAnsi="SB Sans Text Semibold" w:cs="SB Sans Text Semibold"/>
-          <w:color w:val="000000" w:themeColor="text1"/>
-        </w:rPr>
-        <w:t>ВНУТРЕННЕГО</w:t>
-      </w:r>
-      <w:r>
-        <w:rPr>
-          <w:rFonts w:ascii="SB Sans Text Semibold" w:hAnsi="SB Sans Text Semibold" w:cs="SB Sans Text Semibold"/>
-          <w:color w:val="000000" w:themeColor="text1"/>
-          <w:lang w:val="en-US"/>
-        </w:rPr>
-        <w:t xml:space="preserve"> </w:t>
-      </w:r>
-      <w:r>
-        <w:rPr>
-          <w:rFonts w:ascii="SB Sans Text Semibold" w:hAnsi="SB Sans Text Semibold" w:cs="SB Sans Text Semibold"/>
-          <w:color w:val="000000" w:themeColor="text1"/>
-        </w:rPr>
-        <w:t>АУДИТА</w:t>
-      </w:r>
-      <w:r>
-        <w:rPr>
-          <w:rFonts w:ascii="SB Sans Text Semibold" w:hAnsi="SB Sans Text Semibold" w:cs="SB Sans Text Semibold"/>
-          <w:color w:val="000000" w:themeColor="text1"/>
-          <w:lang w:val="en-US"/>
-        </w:rPr>
-        <w:t xml:space="preserve"> </w:t>
-      </w:r>
-      <w:r>
-        <w:rPr>
-          <w:rFonts w:ascii="SB Sans Text Semibold" w:hAnsi="SB Sans Text Semibold" w:cs="SB Sans Text Semibold"/>
-          <w:color w:val="000000" w:themeColor="text1"/>
-          <w:lang w:val="en-US"/>
-        </w:rPr>
-        <w:t>{#showTB}{TB_full_name2}{/showTB}</w:t>
+          <w:b/>
+          <w:bCs/>
+          <w:color w:val="000000" w:themeColor="text1"/>
+          <w:lang w:val="en-US"/>
+        </w:rPr>
+        <w:t>}</w:t>
       </w:r>
     </w:p>
     <w:p>
@@ -205,10 +176,44 @@
         <w:spacing w:line="214" w:lineRule="auto"/>
         <w:rPr>
           <w:rFonts w:ascii="SB Sans Text Semibold" w:hAnsi="SB Sans Text Semibold" w:cs="SB Sans Text Semibold"/>
-          <w:color w:val="000000" w:themeColor="text1"/>
-          <w:lang w:val="en-US"/>
-        </w:rPr>
-      </w:pPr>
+          <w:b/>
+          <w:bCs/>
+          <w:color w:val="000000" w:themeColor="text1"/>
+          <w:lang w:val="en-US"/>
+        </w:rPr>
+      </w:pPr>
+      <w:r>
+        <w:rPr>
+          <w:rFonts w:ascii="SB Sans Text Semibold" w:hAnsi="SB Sans Text Semibold" w:cs="SB Sans Text Semibold"/>
+          <w:b/>
+          <w:bCs/>
+          <w:color w:val="000000" w:themeColor="text1"/>
+          <w:lang w:val="en-US"/>
+        </w:rPr>
+        <w:t>{/</w:t>
+      </w:r>
+      <w:proofErr w:type="spellStart"/>
+      <w:r>
+        <w:rPr>
+          <w:rFonts w:ascii="SB Sans Text Semibold" w:hAnsi="SB Sans Text Semibold" w:cs="SB Sans Text Semibold"/>
+          <w:b/>
+          <w:bCs/>
+          <w:color w:val="000000" w:themeColor="text1"/>
+          <w:lang w:val="en-US"/>
+        </w:rPr>
+        <w:t>showTB</w:t>
+      </w:r>
+      <w:proofErr w:type="spellEnd"/>
+      <w:r>
+        <w:rPr>
+          <w:rFonts w:ascii="SB Sans Text Semibold" w:hAnsi="SB Sans Text Semibold" w:cs="SB Sans Text Semibold"/>
+          <w:b/>
+          <w:bCs/>
+          <w:color w:val="000000" w:themeColor="text1"/>
+          <w:lang w:val="en-US"/>
+        </w:rPr>
+        <w:t>}</w:t>
+      </w:r>
     </w:p>
     <w:p>
       <w:pPr>
@@ -218,16 +223,12 @@
         <w:spacing w:line="214" w:lineRule="auto"/>
         <w:rPr>
           <w:rFonts w:ascii="SB Sans Text Semibold" w:hAnsi="SB Sans Text Semibold" w:cs="SB Sans Text Semibold"/>
-          <w:color w:val="000000" w:themeColor="text1"/>
-        </w:rPr>
-      </w:pPr>
-      <w:r>
-        <w:rPr>
-          <w:rFonts w:ascii="SB Sans Text Semibold" w:hAnsi="SB Sans Text Semibold" w:cs="SB Sans Text Semibold"/>
-          <w:color w:val="000000" w:themeColor="text1"/>
-        </w:rPr>
-        <w:t>РАСПОРЯЖЕНИЕ</w:t>
-      </w:r>
+          <w:b/>
+          <w:bCs/>
+          <w:color w:val="000000" w:themeColor="text1"/>
+          <w:lang w:val="en-US"/>
+        </w:rPr>
+      </w:pPr>
     </w:p>
     <w:p>
       <w:pPr>
@@ -237,10 +238,103 @@
         <w:spacing w:line="214" w:lineRule="auto"/>
         <w:rPr>
           <w:rFonts w:ascii="SB Sans Text Semibold" w:hAnsi="SB Sans Text Semibold" w:cs="SB Sans Text Semibold"/>
+          <w:b/>
+          <w:bCs/>
+          <w:color w:val="000000" w:themeColor="text1"/>
           <w:sz w:val="20"/>
           <w:szCs w:val="20"/>
-        </w:rPr>
-      </w:pPr>
+          <w:lang w:val="en-US"/>
+        </w:rPr>
+      </w:pPr>
+      <w:r>
+        <w:rPr>
+          <w:rFonts w:ascii="SB Sans Text Semibold" w:hAnsi="SB Sans Text Semibold" w:cs="SB Sans Text Semibold"/>
+          <w:b/>
+          <w:bCs/>
+          <w:color w:val="000000" w:themeColor="text1"/>
+        </w:rPr>
+        <w:t>УПРАВЛЕНИЕ</w:t>
+      </w:r>
+      <w:r>
+        <w:rPr>
+          <w:rFonts w:ascii="SB Sans Text Semibold" w:hAnsi="SB Sans Text Semibold" w:cs="SB Sans Text Semibold"/>
+          <w:b/>
+          <w:bCs/>
+          <w:color w:val="000000" w:themeColor="text1"/>
+          <w:lang w:val="en-US"/>
+        </w:rPr>
+        <w:t xml:space="preserve"> </w:t>
+      </w:r>
+      <w:r>
+        <w:rPr>
+          <w:rFonts w:ascii="SB Sans Text Semibold" w:hAnsi="SB Sans Text Semibold" w:cs="SB Sans Text Semibold"/>
+          <w:b/>
+          <w:bCs/>
+          <w:color w:val="000000" w:themeColor="text1"/>
+        </w:rPr>
+        <w:t>ВНУТРЕННЕГО</w:t>
+      </w:r>
+      <w:r>
+        <w:rPr>
+          <w:rFonts w:ascii="SB Sans Text Semibold" w:hAnsi="SB Sans Text Semibold" w:cs="SB Sans Text Semibold"/>
+          <w:b/>
+          <w:bCs/>
+          <w:color w:val="000000" w:themeColor="text1"/>
+          <w:lang w:val="en-US"/>
+        </w:rPr>
+        <w:t xml:space="preserve"> </w:t>
+      </w:r>
+      <w:r>
+        <w:rPr>
+          <w:rFonts w:ascii="SB Sans Text Semibold" w:hAnsi="SB Sans Text Semibold" w:cs="SB Sans Text Semibold"/>
+          <w:b/>
+          <w:bCs/>
+          <w:color w:val="000000" w:themeColor="text1"/>
+        </w:rPr>
+        <w:t>АУДИТА</w:t>
+      </w:r>
+      <w:r>
+        <w:rPr>
+          <w:rFonts w:ascii="SB Sans Text Semibold" w:hAnsi="SB Sans Text Semibold" w:cs="SB Sans Text Semibold"/>
+          <w:b/>
+          <w:bCs/>
+          <w:color w:val="000000" w:themeColor="text1"/>
+          <w:lang w:val="en-US"/>
+        </w:rPr>
+        <w:t xml:space="preserve"> </w:t>
+      </w:r>
+      <w:r>
+        <w:rPr>
+          <w:rFonts w:ascii="SB Sans Text Semibold" w:hAnsi="SB Sans Text Semibold" w:cs="SB Sans Text Semibold"/>
+          <w:b/>
+          <w:bCs/>
+          <w:color w:val="000000" w:themeColor="text1"/>
+          <w:lang w:val="en-US"/>
+        </w:rPr>
+        <w:t>{#</w:t>
+      </w:r>
+      <w:proofErr w:type="gramStart"/>
+      <w:r>
+        <w:rPr>
+          <w:rFonts w:ascii="SB Sans Text Semibold" w:hAnsi="SB Sans Text Semibold" w:cs="SB Sans Text Semibold"/>
+          <w:b/>
+          <w:bCs/>
+          <w:color w:val="000000" w:themeColor="text1"/>
+          <w:lang w:val="en-US"/>
+        </w:rPr>
+        <w:t>showTB}{</w:t>
+      </w:r>
+      <w:proofErr w:type="gramEnd"/>
+      <w:r>
+        <w:rPr>
+          <w:rFonts w:ascii="SB Sans Text Semibold" w:hAnsi="SB Sans Text Semibold" w:cs="SB Sans Text Semibold"/>
+          <w:b/>
+          <w:bCs/>
+          <w:color w:val="000000" w:themeColor="text1"/>
+          <w:lang w:val="en-US"/>
+        </w:rPr>
+        <w:t>TB_full_name2}{/showTB}</w:t>
+      </w:r>
     </w:p>
     <w:p>
       <w:pPr>
@@ -250,6 +344,57 @@
         <w:spacing w:line="214" w:lineRule="auto"/>
         <w:rPr>
           <w:rFonts w:ascii="SB Sans Text Semibold" w:hAnsi="SB Sans Text Semibold" w:cs="SB Sans Text Semibold"/>
+          <w:b/>
+          <w:bCs/>
+          <w:color w:val="000000" w:themeColor="text1"/>
+          <w:lang w:val="en-US"/>
+        </w:rPr>
+      </w:pPr>
+    </w:p>
+    <w:p>
+      <w:pPr>
+        <w:widowControl w:val="0"/>
+        <w:overflowPunct w:val="0"/>
+        <w:adjustRightInd w:val="0"/>
+        <w:spacing w:line="214" w:lineRule="auto"/>
+        <w:rPr>
+          <w:rFonts w:ascii="SB Sans Text Semibold" w:hAnsi="SB Sans Text Semibold" w:cs="SB Sans Text Semibold"/>
+          <w:b/>
+          <w:bCs/>
+          <w:color w:val="000000" w:themeColor="text1"/>
+        </w:rPr>
+      </w:pPr>
+      <w:r>
+        <w:rPr>
+          <w:rFonts w:ascii="SB Sans Text Semibold" w:hAnsi="SB Sans Text Semibold" w:cs="SB Sans Text Semibold"/>
+          <w:b/>
+          <w:bCs/>
+          <w:color w:val="000000" w:themeColor="text1"/>
+        </w:rPr>
+        <w:t>РАСПОРЯЖЕНИЕ</w:t>
+      </w:r>
+    </w:p>
+    <w:p>
+      <w:pPr>
+        <w:widowControl w:val="0"/>
+        <w:overflowPunct w:val="0"/>
+        <w:adjustRightInd w:val="0"/>
+        <w:spacing w:line="214" w:lineRule="auto"/>
+        <w:rPr>
+          <w:rFonts w:ascii="SB Sans Text Semibold" w:hAnsi="SB Sans Text Semibold" w:cs="SB Sans Text Semibold"/>
+          <w:sz w:val="20"/>
+          <w:szCs w:val="20"/>
+        </w:rPr>
+      </w:pPr>
+    </w:p>
+    <w:p>
+      <w:pPr>
+        <w:widowControl w:val="0"/>
+        <w:overflowPunct w:val="0"/>
+        <w:adjustRightInd w:val="0"/>
+        <w:spacing w:line="214" w:lineRule="auto"/>
+        <w:rPr>
+          <w:rFonts w:ascii="SB Sans Text Semibold" w:hAnsi="SB Sans Text Semibold" w:cs="SB Sans Text Semibold"/>
           <w:sz w:val="20"/>
           <w:szCs w:val="20"/>
         </w:rPr>
@@ -363,6 +508,7 @@
         </w:rPr>
         <w:t>{</w:t>
       </w:r>
+      <w:proofErr w:type="spellStart"/>
       <w:r>
         <w:rPr>
           <w:rFonts w:ascii="Times New Roman" w:hAnsi="Times New Roman"/>
@@ -373,6 +519,7 @@
         </w:rPr>
         <w:t>pv</w:t>
       </w:r>
+      <w:proofErr w:type="spellEnd"/>
       <w:r>
         <w:rPr>
           <w:rFonts w:ascii="Times New Roman" w:hAnsi="Times New Roman"/>
@@ -507,6 +654,7 @@
         </w:rPr>
         <w:t>{</w:t>
       </w:r>
+      <w:proofErr w:type="spellStart"/>
       <w:r>
         <w:rPr>
           <w:rFonts w:ascii="Times New Roman" w:hAnsi="Times New Roman"/>
@@ -516,6 +664,7 @@
         </w:rPr>
         <w:t>podpunkt</w:t>
       </w:r>
+      <w:proofErr w:type="spellEnd"/>
       <w:r>
         <w:rPr>
           <w:rFonts w:ascii="Times New Roman" w:hAnsi="Times New Roman"/>
@@ -595,6 +744,7 @@
         </w:rPr>
         <w:t>{</w:t>
       </w:r>
+      <w:proofErr w:type="spellStart"/>
       <w:r>
         <w:rPr>
           <w:rFonts w:ascii="Times New Roman" w:hAnsi="Times New Roman"/>
@@ -604,6 +754,7 @@
         </w:rPr>
         <w:t>pv</w:t>
       </w:r>
+      <w:proofErr w:type="spellEnd"/>
       <w:r>
         <w:rPr>
           <w:rFonts w:ascii="Times New Roman" w:hAnsi="Times New Roman"/>
@@ -680,6 +831,7 @@
         </w:rPr>
         <w:t>{</w:t>
       </w:r>
+      <w:proofErr w:type="spellStart"/>
       <w:r>
         <w:rPr>
           <w:rFonts w:ascii="Times New Roman" w:hAnsi="Times New Roman"/>
@@ -688,6 +840,7 @@
         </w:rPr>
         <w:t>pv</w:t>
       </w:r>
+      <w:proofErr w:type="spellEnd"/>
       <w:r>
         <w:rPr>
           <w:rFonts w:ascii="Times New Roman" w:hAnsi="Times New Roman"/>
@@ -790,23 +943,42 @@
           <w:bCs/>
           <w:color w:val="000000" w:themeColor="text1"/>
         </w:rPr>
-        <w:t>Направить Акт с результатами проверки на ознакомление в подразделения центрального аппарата</w:t>
-      </w:r>
-      <w:r>
-        <w:rPr>
-          <w:rFonts w:ascii="Times New Roman" w:hAnsi="Times New Roman"/>
-          <w:bCs/>
-          <w:color w:val="000000" w:themeColor="text1"/>
-        </w:rPr>
-        <w:t>/</w:t>
-      </w:r>
-      <w:r>
-        <w:rPr>
-          <w:rFonts w:ascii="Times New Roman" w:hAnsi="Times New Roman"/>
-          <w:bCs/>
-          <w:color w:val="000000" w:themeColor="text1"/>
-        </w:rPr>
-        <w:t xml:space="preserve">территориального банка в срок до </w:t>
+        <w:t xml:space="preserve">Направить Акт с результатами проверки на ознакомление в подразделения </w:t>
+      </w:r>
+      <w:r>
+        <w:rPr>
+          <w:rFonts w:ascii="Times New Roman" w:hAnsi="Times New Roman"/>
+          <w:bCs/>
+          <w:color w:val="000000" w:themeColor="text1"/>
+        </w:rPr>
+        <w:t>{</w:t>
+      </w:r>
+      <w:proofErr w:type="spellStart"/>
+      <w:r>
+        <w:rPr>
+          <w:rFonts w:ascii="Times New Roman" w:hAnsi="Times New Roman"/>
+          <w:bCs/>
+          <w:color w:val="000000" w:themeColor="text1"/>
+          <w:lang w:val="en-US"/>
+        </w:rPr>
+        <w:t>podrazdelenie</w:t>
+      </w:r>
+      <w:proofErr w:type="spellEnd"/>
+      <w:r>
+        <w:rPr>
+          <w:rFonts w:ascii="Times New Roman" w:hAnsi="Times New Roman"/>
+          <w:bCs/>
+          <w:color w:val="000000" w:themeColor="text1"/>
+        </w:rPr>
+        <w:t xml:space="preserve">} </w:t>
+      </w:r>
+      <w:r>
+        <w:rPr>
+          <w:rFonts w:ascii="Times New Roman" w:hAnsi="Times New Roman"/>
+          <w:bCs/>
+          <w:color w:val="000000" w:themeColor="text1"/>
+        </w:rPr>
+        <w:t xml:space="preserve">в срок до </w:t>
       </w:r>
       <w:r>
         <w:rPr>
@@ -881,7 +1053,25 @@
           <w:bCs/>
           <w:color w:val="000000" w:themeColor="text1"/>
         </w:rPr>
-        <w:t>{/act_date}</w:t>
+        <w:t>{/</w:t>
+      </w:r>
+      <w:proofErr w:type="spellStart"/>
+      <w:r>
+        <w:rPr>
+          <w:rFonts w:ascii="Times New Roman" w:hAnsi="Times New Roman"/>
+          <w:bCs/>
+          <w:color w:val="000000" w:themeColor="text1"/>
+        </w:rPr>
+        <w:t>act_date</w:t>
+      </w:r>
+      <w:proofErr w:type="spellEnd"/>
+      <w:r>
+        <w:rPr>
+          <w:rFonts w:ascii="Times New Roman" w:hAnsi="Times New Roman"/>
+          <w:bCs/>
+          <w:color w:val="000000" w:themeColor="text1"/>
+        </w:rPr>
+        <w:t>}</w:t>
       </w:r>
     </w:p>
     <w:p>
@@ -920,6 +1110,7 @@
         </w:rPr>
         <w:t>{</w:t>
       </w:r>
+      <w:proofErr w:type="spellStart"/>
       <w:r>
         <w:rPr>
           <w:rFonts w:ascii="Times New Roman" w:hAnsi="Times New Roman"/>
@@ -929,6 +1120,7 @@
         </w:rPr>
         <w:t>pv</w:t>
       </w:r>
+      <w:proofErr w:type="spellEnd"/>
       <w:r>
         <w:rPr>
           <w:rFonts w:ascii="Times New Roman" w:hAnsi="Times New Roman"/>
@@ -969,6 +1161,7 @@
         </w:rPr>
         <w:t>{</w:t>
       </w:r>
+      <w:proofErr w:type="spellStart"/>
       <w:r>
         <w:rPr>
           <w:rFonts w:ascii="Times New Roman" w:hAnsi="Times New Roman"/>
@@ -977,6 +1170,7 @@
         </w:rPr>
         <w:t>end_date</w:t>
       </w:r>
+      <w:proofErr w:type="spellEnd"/>
       <w:r>
         <w:rPr>
           <w:rFonts w:ascii="Times New Roman" w:hAnsi="Times New Roman"/>
@@ -1060,7 +1254,39 @@
           <w:rFonts w:ascii="Times New Roman" w:hAnsi="Times New Roman"/>
           <w:color w:val="000000" w:themeColor="text1"/>
         </w:rPr>
-        <w:t>{curator} – {curator_plur} проверки;</w:t>
+        <w:t>{</w:t>
+      </w:r>
+      <w:proofErr w:type="spellStart"/>
+      <w:r>
+        <w:rPr>
+          <w:rFonts w:ascii="Times New Roman" w:hAnsi="Times New Roman"/>
+          <w:color w:val="000000" w:themeColor="text1"/>
+        </w:rPr>
+        <w:t>curator</w:t>
+      </w:r>
+      <w:proofErr w:type="spellEnd"/>
+      <w:r>
+        <w:rPr>
+          <w:rFonts w:ascii="Times New Roman" w:hAnsi="Times New Roman"/>
+          <w:color w:val="000000" w:themeColor="text1"/>
+        </w:rPr>
+        <w:t>} – {</w:t>
+      </w:r>
+      <w:proofErr w:type="spellStart"/>
+      <w:r>
+        <w:rPr>
+          <w:rFonts w:ascii="Times New Roman" w:hAnsi="Times New Roman"/>
+          <w:color w:val="000000" w:themeColor="text1"/>
+        </w:rPr>
+        <w:t>curator_plur</w:t>
+      </w:r>
+      <w:proofErr w:type="spellEnd"/>
+      <w:r>
+        <w:rPr>
+          <w:rFonts w:ascii="Times New Roman" w:hAnsi="Times New Roman"/>
+          <w:color w:val="000000" w:themeColor="text1"/>
+        </w:rPr>
+        <w:t>} проверки;</w:t>
       </w:r>
     </w:p>
     <w:p>
@@ -1092,6 +1318,7 @@
         </w:rPr>
         <w:t>{</w:t>
       </w:r>
+      <w:proofErr w:type="spellStart"/>
       <w:r>
         <w:rPr>
           <w:rFonts w:ascii="Times New Roman" w:hAnsi="Times New Roman"/>
@@ -1099,6 +1326,7 @@
         </w:rPr>
         <w:t>supervisor</w:t>
       </w:r>
+      <w:proofErr w:type="spellEnd"/>
       <w:r>
         <w:rPr>
           <w:rFonts w:ascii="Times New Roman" w:hAnsi="Times New Roman"/>
@@ -1138,6 +1366,7 @@
         </w:rPr>
         <w:t>{#</w:t>
       </w:r>
+      <w:proofErr w:type="spellStart"/>
       <w:r>
         <w:rPr>
           <w:rFonts w:ascii="Times New Roman" w:hAnsi="Times New Roman"/>
@@ -1146,6 +1375,7 @@
         </w:rPr>
         <w:t>showSubsuper</w:t>
       </w:r>
+      <w:proofErr w:type="spellEnd"/>
       <w:r>
         <w:rPr>
           <w:rFonts w:ascii="Times New Roman" w:hAnsi="Times New Roman"/>
@@ -1184,6 +1414,7 @@
         </w:rPr>
         <w:t>{</w:t>
       </w:r>
+      <w:proofErr w:type="spellStart"/>
       <w:r>
         <w:rPr>
           <w:rFonts w:ascii="Times New Roman" w:hAnsi="Times New Roman"/>
@@ -1192,6 +1423,7 @@
         </w:rPr>
         <w:t>subsuper</w:t>
       </w:r>
+      <w:proofErr w:type="spellEnd"/>
       <w:r>
         <w:rPr>
           <w:rFonts w:ascii="Times New Roman" w:hAnsi="Times New Roman"/>
@@ -1252,6 +1484,7 @@
         </w:rPr>
         <w:t>{/</w:t>
       </w:r>
+      <w:proofErr w:type="spellStart"/>
       <w:r>
         <w:rPr>
           <w:rFonts w:ascii="Times New Roman" w:hAnsi="Times New Roman"/>
@@ -1260,6 +1493,7 @@
         </w:rPr>
         <w:t>showSubsuper</w:t>
       </w:r>
+      <w:proofErr w:type="spellEnd"/>
       <w:r>
         <w:rPr>
           <w:rFonts w:ascii="Times New Roman" w:hAnsi="Times New Roman"/>
@@ -1293,6 +1527,7 @@
         </w:rPr>
         <w:t>{#</w:t>
       </w:r>
+      <w:proofErr w:type="spellStart"/>
       <w:r>
         <w:rPr>
           <w:rFonts w:ascii="Times New Roman" w:hAnsi="Times New Roman"/>
@@ -1301,6 +1536,7 @@
         </w:rPr>
         <w:t>showLinkApp</w:t>
       </w:r>
+      <w:proofErr w:type="spellEnd"/>
       <w:r>
         <w:rPr>
           <w:rFonts w:ascii="Times New Roman" w:hAnsi="Times New Roman"/>
@@ -1514,6 +1750,7 @@
         </w:rPr>
         <w:t>{</w:t>
       </w:r>
+      <w:proofErr w:type="spellStart"/>
       <w:r>
         <w:rPr>
           <w:rFonts w:ascii="Times New Roman" w:hAnsi="Times New Roman"/>
@@ -1522,6 +1759,7 @@
         </w:rPr>
         <w:t>pv</w:t>
       </w:r>
+      <w:proofErr w:type="spellEnd"/>
       <w:r>
         <w:rPr>
           <w:rFonts w:ascii="Times New Roman" w:hAnsi="Times New Roman"/>
@@ -1550,7 +1788,25 @@
           <w:bCs/>
           <w:color w:val="000000" w:themeColor="text1"/>
         </w:rPr>
-        <w:t xml:space="preserve"> {kps_and_ps_count}</w:t>
+        <w:t xml:space="preserve"> {</w:t>
+      </w:r>
+      <w:proofErr w:type="spellStart"/>
+      <w:r>
+        <w:rPr>
+          <w:rFonts w:ascii="Times New Roman" w:hAnsi="Times New Roman"/>
+          <w:bCs/>
+          <w:color w:val="000000" w:themeColor="text1"/>
+        </w:rPr>
+        <w:t>kps_and_ps_count</w:t>
+      </w:r>
+      <w:proofErr w:type="spellEnd"/>
+      <w:r>
+        <w:rPr>
+          <w:rFonts w:ascii="Times New Roman" w:hAnsi="Times New Roman"/>
+          <w:bCs/>
+          <w:color w:val="000000" w:themeColor="text1"/>
+        </w:rPr>
+        <w:t>}</w:t>
       </w:r>
       <w:r>
         <w:rPr>
@@ -1581,6 +1837,7 @@
         </w:rPr>
         <w:t>{</w:t>
       </w:r>
+      <w:proofErr w:type="spellStart"/>
       <w:r>
         <w:rPr>
           <w:rFonts w:ascii="Times New Roman" w:hAnsi="Times New Roman"/>
@@ -1588,6 +1845,7 @@
         </w:rPr>
         <w:t>pril</w:t>
       </w:r>
+      <w:proofErr w:type="spellEnd"/>
       <w:r>
         <w:rPr>
           <w:rFonts w:ascii="Times New Roman" w:hAnsi="Times New Roman"/>
@@ -1811,6 +2069,7 @@
         </w:rPr>
         <w:t>{</w:t>
       </w:r>
+      <w:proofErr w:type="spellStart"/>
       <w:r>
         <w:rPr>
           <w:rFonts w:ascii="Times New Roman" w:hAnsi="Times New Roman"/>
@@ -1818,12 +2077,14 @@
         </w:rPr>
         <w:t>pril</w:t>
       </w:r>
+      <w:proofErr w:type="spellEnd"/>
       <w:r>
         <w:rPr>
           <w:rFonts w:ascii="Times New Roman" w:hAnsi="Times New Roman"/>
         </w:rPr>
         <w:t>_</w:t>
       </w:r>
+      <w:proofErr w:type="spellStart"/>
       <w:r>
         <w:rPr>
           <w:rFonts w:ascii="Times New Roman" w:hAnsi="Times New Roman"/>
@@ -1838,6 +2099,7 @@
         </w:rPr>
         <w:t>ki</w:t>
       </w:r>
+      <w:proofErr w:type="spellEnd"/>
       <w:r>
         <w:rPr>
           <w:rFonts w:ascii="Times New Roman" w:hAnsi="Times New Roman"/>
@@ -1967,6 +2229,7 @@
         </w:rPr>
         <w:t>{</w:t>
       </w:r>
+      <w:proofErr w:type="spellStart"/>
       <w:r>
         <w:rPr>
           <w:rFonts w:ascii="Times New Roman" w:hAnsi="Times New Roman"/>
@@ -1975,6 +2238,7 @@
         </w:rPr>
         <w:t>dir</w:t>
       </w:r>
+      <w:proofErr w:type="spellEnd"/>
       <w:r>
         <w:rPr>
           <w:rFonts w:ascii="Times New Roman" w:hAnsi="Times New Roman"/>
@@ -2072,6 +2336,7 @@
               </w:rPr>
               <w:t>{</w:t>
             </w:r>
+            <w:proofErr w:type="spellStart"/>
             <w:r>
               <w:rPr>
                 <w:b/>
@@ -2079,6 +2344,7 @@
               </w:rPr>
               <w:t>podpis_title</w:t>
             </w:r>
+            <w:proofErr w:type="spellEnd"/>
             <w:r>
               <w:rPr>
                 <w:b/>
@@ -2141,6 +2407,7 @@
               </w:rPr>
               <w:t>{</w:t>
             </w:r>
+            <w:proofErr w:type="spellStart"/>
             <w:r>
               <w:rPr>
                 <w:b/>
@@ -2148,6 +2415,7 @@
               </w:rPr>
               <w:t>podpis_fio</w:t>
             </w:r>
+            <w:proofErr w:type="spellEnd"/>
             <w:r>
               <w:rPr>
                 <w:b/>
@@ -2190,14 +2458,30 @@
           <w:b/>
         </w:rPr>
         <w:lastRenderedPageBreak/>
-        <w:t>{#showApp1}</w:t>
-      </w:r>
-      <w:r>
-        <w:rPr>
-          <w:rFonts w:ascii="Times New Roman" w:hAnsi="Times New Roman"/>
-          <w:b/>
-        </w:rPr>
-        <w:t xml:space="preserve">Приложение 1 </w:t>
+        <w:t>{#showApp</w:t>
+      </w:r>
+      <w:proofErr w:type="gramStart"/>
+      <w:r>
+        <w:rPr>
+          <w:rFonts w:ascii="Times New Roman" w:hAnsi="Times New Roman"/>
+          <w:b/>
+        </w:rPr>
+        <w:t>1}</w:t>
+      </w:r>
+      <w:r>
+        <w:rPr>
+          <w:rFonts w:ascii="Times New Roman" w:hAnsi="Times New Roman"/>
+          <w:b/>
+        </w:rPr>
+        <w:t>Приложение</w:t>
+      </w:r>
+      <w:proofErr w:type="gramEnd"/>
+      <w:r>
+        <w:rPr>
+          <w:rFonts w:ascii="Times New Roman" w:hAnsi="Times New Roman"/>
+          <w:b/>
+        </w:rPr>
+        <w:t xml:space="preserve"> 1 </w:t>
       </w:r>
     </w:p>
     <w:p>
@@ -2246,6 +2530,7 @@
         </w:rPr>
         <w:t>{</w:t>
       </w:r>
+      <w:proofErr w:type="spellStart"/>
       <w:r>
         <w:rPr>
           <w:rFonts w:ascii="Times New Roman" w:hAnsi="Times New Roman"/>
@@ -2254,6 +2539,7 @@
         </w:rPr>
         <w:t>pv</w:t>
       </w:r>
+      <w:proofErr w:type="spellEnd"/>
       <w:r>
         <w:rPr>
           <w:rFonts w:ascii="Times New Roman" w:hAnsi="Times New Roman"/>
@@ -2331,6 +2617,7 @@
           <w:tcPr>
             <w:tcW w:w="2783" w:type="dxa"/>
             <w:shd w:val="clear" w:color="auto" w:fill="EDEDED" w:themeFill="accent3" w:themeFillTint="33"/>
+            <w:vAlign w:val="center"/>
           </w:tcPr>
           <w:p>
             <w:pPr>
@@ -2351,6 +2638,7 @@
           <w:tcPr>
             <w:tcW w:w="2551" w:type="dxa"/>
             <w:shd w:val="clear" w:color="auto" w:fill="EDEDED" w:themeFill="accent3" w:themeFillTint="33"/>
+            <w:vAlign w:val="center"/>
           </w:tcPr>
           <w:p>
             <w:pPr>
@@ -2371,6 +2659,7 @@
           <w:tcPr>
             <w:tcW w:w="1985" w:type="dxa"/>
             <w:shd w:val="clear" w:color="auto" w:fill="EDEDED" w:themeFill="accent3" w:themeFillTint="33"/>
+            <w:vAlign w:val="center"/>
           </w:tcPr>
           <w:p>
             <w:pPr>
@@ -2384,7 +2673,23 @@
                 <w:b/>
                 <w:lang w:val="en-US"/>
               </w:rPr>
-              <w:t>{ca_tb}</w:t>
+              <w:t>{</w:t>
+            </w:r>
+            <w:proofErr w:type="spellStart"/>
+            <w:r>
+              <w:rPr>
+                <w:b/>
+                <w:lang w:val="en-US"/>
+              </w:rPr>
+              <w:t>ca_tb</w:t>
+            </w:r>
+            <w:proofErr w:type="spellEnd"/>
+            <w:r>
+              <w:rPr>
+                <w:b/>
+                <w:lang w:val="en-US"/>
+              </w:rPr>
+              <w:t>}</w:t>
             </w:r>
           </w:p>
         </w:tc>
@@ -2392,6 +2697,7 @@
           <w:tcPr>
             <w:tcW w:w="1701" w:type="dxa"/>
             <w:shd w:val="clear" w:color="auto" w:fill="EDEDED" w:themeFill="accent3" w:themeFillTint="33"/>
+            <w:vAlign w:val="center"/>
           </w:tcPr>
           <w:p>
             <w:pPr>
@@ -2412,6 +2718,7 @@
           <w:tcPr>
             <w:tcW w:w="2126" w:type="dxa"/>
             <w:shd w:val="clear" w:color="auto" w:fill="EDEDED" w:themeFill="accent3" w:themeFillTint="33"/>
+            <w:vAlign w:val="center"/>
           </w:tcPr>
           <w:p>
             <w:pPr>
@@ -2424,7 +2731,7 @@
               <w:rPr>
                 <w:b/>
               </w:rPr>
-              <w:t xml:space="preserve">Табельный </w:t>
+              <w:t>Табельный</w:t>
             </w:r>
           </w:p>
           <w:p>
@@ -2446,6 +2753,7 @@
           <w:tcPr>
             <w:tcW w:w="1843" w:type="dxa"/>
             <w:shd w:val="clear" w:color="auto" w:fill="EDEDED" w:themeFill="accent3" w:themeFillTint="33"/>
+            <w:vAlign w:val="center"/>
           </w:tcPr>
           <w:p>
             <w:pPr>
@@ -2468,12 +2776,14 @@
           <w:tcPr>
             <w:tcW w:w="2174" w:type="dxa"/>
             <w:shd w:val="clear" w:color="auto" w:fill="auto"/>
+            <w:vAlign w:val="center"/>
           </w:tcPr>
           <w:p>
             <w:pPr>
               <w:pStyle w:val="a8"/>
               <w:suppressLineNumbers/>
               <w:ind w:left="284"/>
+              <w:jc w:val="center"/>
               <w:rPr>
                 <w:b/>
               </w:rPr>
@@ -2483,15 +2793,24 @@
                 <w:color w:val="000000"/>
                 <w:lang w:val="en-US"/>
               </w:rPr>
-              <w:t>{#employees}</w:t>
-            </w:r>
+              <w:t>{#</w:t>
+            </w:r>
+            <w:proofErr w:type="gramStart"/>
             <w:r>
               <w:rPr>
                 <w:color w:val="000000"/>
                 <w:lang w:val="en-US"/>
               </w:rPr>
+              <w:t>employees}</w:t>
+            </w:r>
+            <w:r>
+              <w:rPr>
+                <w:color w:val="000000"/>
+                <w:lang w:val="en-US"/>
+              </w:rPr>
               <w:t>{</w:t>
             </w:r>
+            <w:proofErr w:type="gramEnd"/>
             <w:r>
               <w:rPr>
                 <w:color w:val="000000"/>
@@ -2505,6 +2824,7 @@
           <w:tcPr>
             <w:tcW w:w="2783" w:type="dxa"/>
             <w:shd w:val="clear" w:color="auto" w:fill="auto"/>
+            <w:vAlign w:val="center"/>
           </w:tcPr>
           <w:p>
             <w:pPr>
@@ -2517,12 +2837,14 @@
             <w:r>
               <w:t>{</w:t>
             </w:r>
+            <w:proofErr w:type="spellStart"/>
             <w:r>
               <w:rPr>
                 <w:lang w:val="en-US"/>
               </w:rPr>
               <w:t>fio</w:t>
             </w:r>
+            <w:proofErr w:type="spellEnd"/>
             <w:r>
               <w:t>}</w:t>
             </w:r>
@@ -2532,6 +2854,7 @@
           <w:tcPr>
             <w:tcW w:w="2551" w:type="dxa"/>
             <w:shd w:val="clear" w:color="auto" w:fill="auto"/>
+            <w:vAlign w:val="center"/>
           </w:tcPr>
           <w:p>
             <w:pPr>
@@ -2565,6 +2888,7 @@
           <w:tcPr>
             <w:tcW w:w="1985" w:type="dxa"/>
             <w:shd w:val="clear" w:color="auto" w:fill="auto"/>
+            <w:vAlign w:val="center"/>
           </w:tcPr>
           <w:p>
             <w:pPr>
@@ -2598,6 +2922,7 @@
           <w:tcPr>
             <w:tcW w:w="1701" w:type="dxa"/>
             <w:shd w:val="clear" w:color="auto" w:fill="auto"/>
+            <w:vAlign w:val="center"/>
           </w:tcPr>
           <w:p>
             <w:pPr>
@@ -2625,6 +2950,7 @@
           <w:tcPr>
             <w:tcW w:w="2126" w:type="dxa"/>
             <w:shd w:val="clear" w:color="auto" w:fill="auto"/>
+            <w:vAlign w:val="center"/>
           </w:tcPr>
           <w:p>
             <w:pPr>
@@ -2635,20 +2961,16 @@
               </w:rPr>
             </w:pPr>
             <w:r>
-              <w:rPr>
-                <w:color w:val="000000" w:themeColor="text1"/>
-              </w:rPr>
-              <w:t xml:space="preserve"> </w:t>
-            </w:r>
-            <w:r>
               <w:t>{</w:t>
             </w:r>
+            <w:proofErr w:type="spellStart"/>
             <w:r>
               <w:rPr>
                 <w:lang w:val="en-US"/>
               </w:rPr>
               <w:t>tn</w:t>
             </w:r>
+            <w:proofErr w:type="spellEnd"/>
             <w:r>
               <w:t>}</w:t>
             </w:r>
@@ -2657,6 +2979,7 @@
         <w:tc>
           <w:tcPr>
             <w:tcW w:w="1843" w:type="dxa"/>
+            <w:vAlign w:val="center"/>
           </w:tcPr>
           <w:p>
             <w:pPr>
@@ -2672,7 +2995,23 @@
                 <w:color w:val="000000" w:themeColor="text1"/>
                 <w:lang w:val="en-US"/>
               </w:rPr>
-              <w:t>{lvl}</w:t>
+              <w:t>{</w:t>
+            </w:r>
+            <w:proofErr w:type="spellStart"/>
+            <w:r>
+              <w:rPr>
+                <w:color w:val="000000" w:themeColor="text1"/>
+                <w:lang w:val="en-US"/>
+              </w:rPr>
+              <w:t>lvl</w:t>
+            </w:r>
+            <w:proofErr w:type="spellEnd"/>
+            <w:r>
+              <w:rPr>
+                <w:color w:val="000000" w:themeColor="text1"/>
+                <w:lang w:val="en-US"/>
+              </w:rPr>
+              <w:t>}</w:t>
             </w:r>
             <w:r>
               <w:rPr>
@@ -2735,14 +3074,30 @@
           <w:b/>
         </w:rPr>
         <w:lastRenderedPageBreak/>
-        <w:t>{#showApp2}</w:t>
-      </w:r>
-      <w:r>
-        <w:rPr>
-          <w:rFonts w:ascii="Times New Roman" w:hAnsi="Times New Roman"/>
-          <w:b/>
-        </w:rPr>
-        <w:t xml:space="preserve">Приложение </w:t>
+        <w:t>{#showApp</w:t>
+      </w:r>
+      <w:proofErr w:type="gramStart"/>
+      <w:r>
+        <w:rPr>
+          <w:rFonts w:ascii="Times New Roman" w:hAnsi="Times New Roman"/>
+          <w:b/>
+        </w:rPr>
+        <w:t>2}</w:t>
+      </w:r>
+      <w:r>
+        <w:rPr>
+          <w:rFonts w:ascii="Times New Roman" w:hAnsi="Times New Roman"/>
+          <w:b/>
+        </w:rPr>
+        <w:t>Приложение</w:t>
+      </w:r>
+      <w:proofErr w:type="gramEnd"/>
+      <w:r>
+        <w:rPr>
+          <w:rFonts w:ascii="Times New Roman" w:hAnsi="Times New Roman"/>
+          <w:b/>
+        </w:rPr>
+        <w:t xml:space="preserve"> </w:t>
       </w:r>
       <w:r>
         <w:rPr>
@@ -2751,6 +3106,7 @@
         </w:rPr>
         <w:t>{</w:t>
       </w:r>
+      <w:proofErr w:type="spellStart"/>
       <w:r>
         <w:rPr>
           <w:rFonts w:ascii="Times New Roman" w:hAnsi="Times New Roman"/>
@@ -2759,6 +3115,7 @@
         </w:rPr>
         <w:t>pril</w:t>
       </w:r>
+      <w:proofErr w:type="spellEnd"/>
       <w:r>
         <w:rPr>
           <w:rFonts w:ascii="Times New Roman" w:hAnsi="Times New Roman"/>
@@ -2870,6 +3227,7 @@
               <w:bottom w:val="single" w:sz="4" w:space="0" w:color="auto"/>
             </w:tcBorders>
             <w:shd w:val="clear" w:color="auto" w:fill="EDEDED" w:themeFill="accent3" w:themeFillTint="33"/>
+            <w:vAlign w:val="center"/>
           </w:tcPr>
           <w:p>
             <w:pPr>
@@ -2894,6 +3252,7 @@
               <w:bottom w:val="single" w:sz="4" w:space="0" w:color="auto"/>
             </w:tcBorders>
             <w:shd w:val="clear" w:color="auto" w:fill="EDEDED" w:themeFill="accent3" w:themeFillTint="33"/>
+            <w:vAlign w:val="center"/>
           </w:tcPr>
           <w:p>
             <w:pPr>
@@ -3165,13 +3524,27 @@
               <w:rPr>
                 <w:lang w:val="en-US"/>
               </w:rPr>
-              <w:t>{#processes}</w:t>
-            </w:r>
+              <w:t>{#</w:t>
+            </w:r>
+            <w:proofErr w:type="gramStart"/>
             <w:r>
               <w:rPr>
                 <w:lang w:val="en-US"/>
               </w:rPr>
-              <w:t>{kp_</w:t>
+              <w:t>processes}</w:t>
+            </w:r>
+            <w:r>
+              <w:rPr>
+                <w:lang w:val="en-US"/>
+              </w:rPr>
+              <w:t>{</w:t>
+            </w:r>
+            <w:proofErr w:type="gramEnd"/>
+            <w:r>
+              <w:rPr>
+                <w:lang w:val="en-US"/>
+              </w:rPr>
+              <w:t>kp_</w:t>
             </w:r>
             <w:r>
               <w:rPr>
@@ -3200,12 +3573,14 @@
             <w:r>
               <w:t>{</w:t>
             </w:r>
+            <w:proofErr w:type="spellStart"/>
             <w:r>
               <w:rPr>
                 <w:lang w:val="en-US"/>
               </w:rPr>
               <w:t>kp_code</w:t>
             </w:r>
+            <w:proofErr w:type="spellEnd"/>
             <w:r>
               <w:t>}</w:t>
             </w:r>
@@ -3230,12 +3605,14 @@
             <w:r>
               <w:t>{</w:t>
             </w:r>
+            <w:proofErr w:type="spellStart"/>
             <w:r>
               <w:rPr>
                 <w:lang w:val="en-US"/>
               </w:rPr>
               <w:t>kp_name</w:t>
             </w:r>
+            <w:proofErr w:type="spellEnd"/>
             <w:r>
               <w:t>}</w:t>
             </w:r>
@@ -3260,12 +3637,14 @@
             <w:r>
               <w:t>{</w:t>
             </w:r>
+            <w:proofErr w:type="spellStart"/>
             <w:r>
               <w:rPr>
                 <w:lang w:val="en-US"/>
               </w:rPr>
               <w:t>kp_owner</w:t>
             </w:r>
+            <w:proofErr w:type="spellEnd"/>
             <w:r>
               <w:t>}</w:t>
             </w:r>
@@ -3291,6 +3670,7 @@
             <w:r>
               <w:t>{</w:t>
             </w:r>
+            <w:proofErr w:type="spellStart"/>
             <w:r>
               <w:rPr>
                 <w:lang w:val="en-US"/>
@@ -3303,6 +3683,7 @@
               </w:rPr>
               <w:t>i</w:t>
             </w:r>
+            <w:proofErr w:type="spellEnd"/>
             <w:r>
               <w:t>}</w:t>
             </w:r>
@@ -3327,12 +3708,14 @@
             <w:r>
               <w:t>{</w:t>
             </w:r>
+            <w:proofErr w:type="spellStart"/>
             <w:r>
               <w:rPr>
                 <w:lang w:val="en-US"/>
               </w:rPr>
               <w:t>p_code</w:t>
             </w:r>
+            <w:proofErr w:type="spellEnd"/>
             <w:r>
               <w:t>}</w:t>
             </w:r>
@@ -3357,12 +3740,14 @@
             <w:r>
               <w:t>{</w:t>
             </w:r>
+            <w:proofErr w:type="spellStart"/>
             <w:r>
               <w:rPr>
                 <w:lang w:val="en-US"/>
               </w:rPr>
               <w:t>p_name</w:t>
             </w:r>
+            <w:proofErr w:type="spellEnd"/>
             <w:r>
               <w:t>}</w:t>
             </w:r>
@@ -3387,12 +3772,21 @@
             <w:r>
               <w:t>{</w:t>
             </w:r>
+            <w:proofErr w:type="spellStart"/>
             <w:r>
               <w:rPr>
                 <w:lang w:val="en-US"/>
               </w:rPr>
-              <w:t>p_owner</w:t>
-            </w:r>
+              <w:t>p_</w:t>
+            </w:r>
+            <w:proofErr w:type="gramStart"/>
+            <w:r>
+              <w:rPr>
+                <w:lang w:val="en-US"/>
+              </w:rPr>
+              <w:t>owner</w:t>
+            </w:r>
+            <w:proofErr w:type="spellEnd"/>
             <w:r>
               <w:t>}</w:t>
             </w:r>
@@ -3400,7 +3794,14 @@
               <w:rPr>
                 <w:lang w:val="en-US"/>
               </w:rPr>
-              <w:t>{/processes}</w:t>
+              <w:t>{</w:t>
+            </w:r>
+            <w:proofErr w:type="gramEnd"/>
+            <w:r>
+              <w:rPr>
+                <w:lang w:val="en-US"/>
+              </w:rPr>
+              <w:t>/processes}</w:t>
             </w:r>
           </w:p>
         </w:tc>
@@ -3461,6 +3862,7 @@
         </w:rPr>
         <w:t>{#showApp</w:t>
       </w:r>
+      <w:proofErr w:type="gramStart"/>
       <w:r>
         <w:rPr>
           <w:rFonts w:ascii="Times New Roman" w:hAnsi="Times New Roman"/>
@@ -3480,7 +3882,15 @@
           <w:rFonts w:ascii="Times New Roman" w:hAnsi="Times New Roman"/>
           <w:b/>
         </w:rPr>
-        <w:t xml:space="preserve">Приложение </w:t>
+        <w:t>Приложение</w:t>
+      </w:r>
+      <w:proofErr w:type="gramEnd"/>
+      <w:r>
+        <w:rPr>
+          <w:rFonts w:ascii="Times New Roman" w:hAnsi="Times New Roman"/>
+          <w:b/>
+        </w:rPr>
+        <w:t xml:space="preserve"> </w:t>
       </w:r>
       <w:r>
         <w:rPr>
@@ -3491,6 +3901,7 @@
         </w:rPr>
         <w:t>{</w:t>
       </w:r>
+      <w:proofErr w:type="spellStart"/>
       <w:r>
         <w:rPr>
           <w:rFonts w:ascii="Times New Roman" w:hAnsi="Times New Roman"/>
@@ -3501,6 +3912,7 @@
         </w:rPr>
         <w:t>pril</w:t>
       </w:r>
+      <w:proofErr w:type="spellEnd"/>
       <w:r>
         <w:rPr>
           <w:rFonts w:ascii="Times New Roman" w:hAnsi="Times New Roman"/>
@@ -3510,6 +3922,7 @@
         </w:rPr>
         <w:t>_</w:t>
       </w:r>
+      <w:proofErr w:type="spellStart"/>
       <w:r>
         <w:rPr>
           <w:rFonts w:ascii="Times New Roman" w:hAnsi="Times New Roman"/>
@@ -3520,6 +3933,7 @@
         </w:rPr>
         <w:t>aski</w:t>
       </w:r>
+      <w:proofErr w:type="spellEnd"/>
       <w:r>
         <w:rPr>
           <w:rFonts w:ascii="Times New Roman" w:hAnsi="Times New Roman"/>
@@ -3614,6 +4028,7 @@
         </w:rPr>
         <w:t>{</w:t>
       </w:r>
+      <w:proofErr w:type="spellStart"/>
       <w:r>
         <w:rPr>
           <w:rFonts w:ascii="Times New Roman" w:hAnsi="Times New Roman"/>
@@ -3622,6 +4037,7 @@
         </w:rPr>
         <w:t>pv</w:t>
       </w:r>
+      <w:proofErr w:type="spellEnd"/>
       <w:r>
         <w:rPr>
           <w:rFonts w:ascii="Times New Roman" w:hAnsi="Times New Roman"/>
@@ -3629,6 +4045,7 @@
         </w:rPr>
         <w:t>_</w:t>
       </w:r>
+      <w:proofErr w:type="spellStart"/>
       <w:r>
         <w:rPr>
           <w:rFonts w:ascii="Times New Roman" w:hAnsi="Times New Roman"/>
@@ -3637,6 +4054,7 @@
         </w:rPr>
         <w:t>ases</w:t>
       </w:r>
+      <w:proofErr w:type="spellEnd"/>
       <w:r>
         <w:rPr>
           <w:rFonts w:ascii="Times New Roman" w:hAnsi="Times New Roman"/>
@@ -3819,15 +4237,13 @@
       <w:jc w:val="right"/>
       <w:rPr>
         <w:rFonts w:ascii="Times New Roman" w:hAnsi="Times New Roman"/>
-        <w:lang w:val="en-US"/>
       </w:rPr>
     </w:pPr>
     <w:r>
       <w:rPr>
         <w:rFonts w:ascii="Times New Roman" w:hAnsi="Times New Roman"/>
-        <w:lang w:val="en-US"/>
       </w:rPr>
-      <w:t>2</w:t>
+      <w:t>3</w:t>
     </w:r>
   </w:p>
 </w:ftr>
@@ -3881,6 +4297,12 @@
         <w:rPr>
           <w:rFonts w:ascii="Times New Roman" w:hAnsi="Times New Roman"/>
         </w:rPr>
+        <w:t xml:space="preserve"> на 2026 год</w:t>
+      </w:r>
+      <w:r>
+        <w:rPr>
+          <w:rFonts w:ascii="Times New Roman" w:hAnsi="Times New Roman"/>
+        </w:rPr>
         <w:t>, утвержденный Набл</w:t>
       </w:r>
       <w:r>
@@ -3917,7 +4339,7 @@
         <w:rPr>
           <w:rFonts w:ascii="Times New Roman" w:hAnsi="Times New Roman"/>
         </w:rPr>
-        <w:t>В исключительных случаях, определяемых руководством СВА, допускается не указывать количество проверяемых клиентских путей и процессов Банка</w:t>
+        <w:t>Наименование путей и процессов утверждены Распоряжением от 28.01.2022 № 202-Р «Об утверждении Реестра Клиентских путей и Реестра Процессов ПАО Сбербанк»</w:t>
       </w:r>
     </w:p>
   </w:footnote>
@@ -4003,160 +4425,14 @@
         <w:rPr>
           <w:rFonts w:ascii="Times New Roman" w:hAnsi="Times New Roman"/>
         </w:rPr>
-        <w:t xml:space="preserve"> Реестр КП и П размещен (ссылка внешняя): </w:t>
-      </w:r>
-      <w:hyperlink r:id="rId1" w:history="1">
-        <w:r>
-          <w:rPr>
-            <w:rStyle w:val="a3"/>
-            <w:rFonts w:ascii="Times New Roman" w:hAnsi="Times New Roman"/>
-            <w:lang w:val="en-US"/>
-          </w:rPr>
-          <w:t>https</w:t>
-        </w:r>
-        <w:r>
-          <w:rPr>
-            <w:rStyle w:val="a3"/>
-            <w:rFonts w:ascii="Times New Roman" w:hAnsi="Times New Roman"/>
-          </w:rPr>
-          <w:t>://</w:t>
-        </w:r>
-        <w:r>
-          <w:rPr>
-            <w:rStyle w:val="a3"/>
-            <w:rFonts w:ascii="Times New Roman" w:hAnsi="Times New Roman"/>
-            <w:lang w:val="en-US"/>
-          </w:rPr>
-          <w:t>sbatlas</w:t>
-        </w:r>
-        <w:r>
-          <w:rPr>
-            <w:rStyle w:val="a3"/>
-            <w:rFonts w:ascii="Times New Roman" w:hAnsi="Times New Roman"/>
-          </w:rPr>
-          <w:t>.</w:t>
-        </w:r>
-        <w:r>
-          <w:rPr>
-            <w:rStyle w:val="a3"/>
-            <w:rFonts w:ascii="Times New Roman" w:hAnsi="Times New Roman"/>
-            <w:lang w:val="en-US"/>
-          </w:rPr>
-          <w:t>sigma</w:t>
-        </w:r>
-        <w:r>
-          <w:rPr>
-            <w:rStyle w:val="a3"/>
-            <w:rFonts w:ascii="Times New Roman" w:hAnsi="Times New Roman"/>
-          </w:rPr>
-          <w:t>.</w:t>
-        </w:r>
-        <w:r>
-          <w:rPr>
-            <w:rStyle w:val="a3"/>
-            <w:rFonts w:ascii="Times New Roman" w:hAnsi="Times New Roman"/>
-            <w:lang w:val="en-US"/>
-          </w:rPr>
-          <w:t>sbrf</w:t>
-        </w:r>
-        <w:r>
-          <w:rPr>
-            <w:rStyle w:val="a3"/>
-            <w:rFonts w:ascii="Times New Roman" w:hAnsi="Times New Roman"/>
-          </w:rPr>
-          <w:t>.</w:t>
-        </w:r>
-        <w:r>
-          <w:rPr>
-            <w:rStyle w:val="a3"/>
-            <w:rFonts w:ascii="Times New Roman" w:hAnsi="Times New Roman"/>
-            <w:lang w:val="en-US"/>
-          </w:rPr>
-          <w:t>ru</w:t>
-        </w:r>
-        <w:r>
-          <w:rPr>
-            <w:rStyle w:val="a3"/>
-            <w:rFonts w:ascii="Times New Roman" w:hAnsi="Times New Roman"/>
-          </w:rPr>
-          <w:t>/</w:t>
-        </w:r>
-        <w:r>
-          <w:rPr>
-            <w:rStyle w:val="a3"/>
-            <w:rFonts w:ascii="Times New Roman" w:hAnsi="Times New Roman"/>
-            <w:lang w:val="en-US"/>
-          </w:rPr>
-          <w:t>wiki</w:t>
-        </w:r>
-        <w:r>
-          <w:rPr>
-            <w:rStyle w:val="a3"/>
-            <w:rFonts w:ascii="Times New Roman" w:hAnsi="Times New Roman"/>
-          </w:rPr>
-          <w:t>/</w:t>
-        </w:r>
-        <w:r>
-          <w:rPr>
-            <w:rStyle w:val="a3"/>
-            <w:rFonts w:ascii="Times New Roman" w:hAnsi="Times New Roman"/>
-            <w:lang w:val="en-US"/>
-          </w:rPr>
-          <w:t>pages</w:t>
-        </w:r>
-        <w:r>
-          <w:rPr>
-            <w:rStyle w:val="a3"/>
-            <w:rFonts w:ascii="Times New Roman" w:hAnsi="Times New Roman"/>
-          </w:rPr>
-          <w:t>/</w:t>
-        </w:r>
-        <w:r>
-          <w:rPr>
-            <w:rStyle w:val="a3"/>
-            <w:rFonts w:ascii="Times New Roman" w:hAnsi="Times New Roman"/>
-            <w:lang w:val="en-US"/>
-          </w:rPr>
-          <w:t>viewpage</w:t>
-        </w:r>
-        <w:r>
-          <w:rPr>
-            <w:rStyle w:val="a3"/>
-            <w:rFonts w:ascii="Times New Roman" w:hAnsi="Times New Roman"/>
-          </w:rPr>
-          <w:t>.</w:t>
-        </w:r>
-        <w:r>
-          <w:rPr>
-            <w:rStyle w:val="a3"/>
-            <w:rFonts w:ascii="Times New Roman" w:hAnsi="Times New Roman"/>
-            <w:lang w:val="en-US"/>
-          </w:rPr>
-          <w:t>action</w:t>
-        </w:r>
-        <w:r>
-          <w:rPr>
-            <w:rStyle w:val="a3"/>
-            <w:rFonts w:ascii="Times New Roman" w:hAnsi="Times New Roman"/>
-          </w:rPr>
-          <w:t>?</w:t>
-        </w:r>
-        <w:r>
-          <w:rPr>
-            <w:rStyle w:val="a3"/>
-            <w:rFonts w:ascii="Times New Roman" w:hAnsi="Times New Roman"/>
-            <w:lang w:val="en-US"/>
-          </w:rPr>
-          <w:t>pageId</w:t>
-        </w:r>
-        <w:r>
-          <w:rPr>
-            <w:rStyle w:val="a3"/>
-            <w:rFonts w:ascii="Times New Roman" w:hAnsi="Times New Roman"/>
-          </w:rPr>
-          <w:t>=1592127088</w:t>
-        </w:r>
-      </w:hyperlink>
+        <w:t xml:space="preserve"> </w:t>
+      </w:r>
+      <w:r>
+        <w:rPr>
+          <w:rFonts w:ascii="Times New Roman" w:hAnsi="Times New Roman"/>
+        </w:rPr>
+        <w:t>Наименование путей и процессов утверждены Распоряжением от 28.01.2022 № 202-Р «Об утверждении Реестра Клиентских путей и Реестра Процессов ПАО Сбербанк»</w:t>
+      </w:r>
     </w:p>
   </w:footnote>
 </w:footnotes>
